--- a/docs/02_CSS_기초.docx
+++ b/docs/02_CSS_기초.docx
@@ -7,8 +7,6 @@
         <w:spacing w:before="600"/>
         <w:jc w:val="center"/>
       </w:pPr>
-      <w:bookmarkStart w:id="0" w:name="_GoBack"/>
-      <w:bookmarkEnd w:id="0"/>
       <w:r>
         <w:rPr>
           <w:b/>
@@ -40,25 +38,32 @@
       <w:pPr>
         <w:spacing w:before="60"/>
         <w:jc w:val="center"/>
+        <w:rPr>
+          <w:rFonts w:hint="eastAsia"/>
+        </w:rPr>
       </w:pPr>
       <w:r>
         <w:rPr>
           <w:color w:val="666666"/>
         </w:rPr>
-        <w:t>「처음 시작하는 프론트엔드」 부속 자료 · 2권</w:t>
-      </w:r>
-    </w:p>
-    <w:p>
-      <w:pPr>
-        <w:spacing w:before="60"/>
-        <w:jc w:val="center"/>
-      </w:pPr>
+        <w:t xml:space="preserve">「처음 시작하는 </w:t>
+      </w:r>
+      <w:proofErr w:type="spellStart"/>
       <w:r>
         <w:rPr>
           <w:color w:val="666666"/>
         </w:rPr>
-        <w:t>예상 학습 시간 60분 · 실습 1-1 이전에 읽으세요</w:t>
-      </w:r>
+        <w:t>프론트엔드</w:t>
+      </w:r>
+      <w:proofErr w:type="spellEnd"/>
+      <w:r>
+        <w:rPr>
+          <w:color w:val="666666"/>
+        </w:rPr>
+        <w:t>」 부속 자료 · 2권</w:t>
+      </w:r>
+      <w:bookmarkStart w:id="0" w:name="_GoBack"/>
+      <w:bookmarkEnd w:id="0"/>
     </w:p>
     <w:p>
       <w:pPr>
@@ -217,12 +222,21 @@
             <w:pPr>
               <w:spacing w:line="260" w:lineRule="auto"/>
             </w:pPr>
-            <w:r>
-              <w:rPr>
-                <w:sz w:val="18"/>
-                <w:szCs w:val="18"/>
-              </w:rPr>
-              <w:t>1장  CSS 를 붙이는 세 가지 방법</w:t>
+            <w:proofErr w:type="gramStart"/>
+            <w:r>
+              <w:rPr>
+                <w:sz w:val="18"/>
+                <w:szCs w:val="18"/>
+              </w:rPr>
+              <w:t>1장  CSS</w:t>
+            </w:r>
+            <w:proofErr w:type="gramEnd"/>
+            <w:r>
+              <w:rPr>
+                <w:sz w:val="18"/>
+                <w:szCs w:val="18"/>
+              </w:rPr>
+              <w:t xml:space="preserve"> 를 붙이는 세 가지 방법</w:t>
             </w:r>
           </w:p>
         </w:tc>
@@ -270,12 +284,30 @@
             <w:pPr>
               <w:spacing w:line="260" w:lineRule="auto"/>
             </w:pPr>
-            <w:r>
-              <w:rPr>
-                <w:sz w:val="18"/>
-                <w:szCs w:val="18"/>
-              </w:rPr>
-              <w:t>2장  선택자와 우선순위</w:t>
+            <w:proofErr w:type="gramStart"/>
+            <w:r>
+              <w:rPr>
+                <w:sz w:val="18"/>
+                <w:szCs w:val="18"/>
+              </w:rPr>
+              <w:t xml:space="preserve">2장  </w:t>
+            </w:r>
+            <w:proofErr w:type="spellStart"/>
+            <w:r>
+              <w:rPr>
+                <w:sz w:val="18"/>
+                <w:szCs w:val="18"/>
+              </w:rPr>
+              <w:t>선택자와</w:t>
+            </w:r>
+            <w:proofErr w:type="spellEnd"/>
+            <w:proofErr w:type="gramEnd"/>
+            <w:r>
+              <w:rPr>
+                <w:sz w:val="18"/>
+                <w:szCs w:val="18"/>
+              </w:rPr>
+              <w:t xml:space="preserve"> 우선순위</w:t>
             </w:r>
           </w:p>
         </w:tc>
@@ -323,12 +355,21 @@
             <w:pPr>
               <w:spacing w:line="260" w:lineRule="auto"/>
             </w:pPr>
-            <w:r>
-              <w:rPr>
-                <w:sz w:val="18"/>
-                <w:szCs w:val="18"/>
-              </w:rPr>
-              <w:t>3장  박스 모델</w:t>
+            <w:proofErr w:type="gramStart"/>
+            <w:r>
+              <w:rPr>
+                <w:sz w:val="18"/>
+                <w:szCs w:val="18"/>
+              </w:rPr>
+              <w:t>3장  박스</w:t>
+            </w:r>
+            <w:proofErr w:type="gramEnd"/>
+            <w:r>
+              <w:rPr>
+                <w:sz w:val="18"/>
+                <w:szCs w:val="18"/>
+              </w:rPr>
+              <w:t xml:space="preserve"> 모델</w:t>
             </w:r>
           </w:p>
         </w:tc>
@@ -352,7 +393,23 @@
                 <w:sz w:val="18"/>
                 <w:szCs w:val="18"/>
               </w:rPr>
-              <w:t>실습 1-1(box-sizing), 1-4(padding·shadow)</w:t>
+              <w:t>실습 1-1(box-sizing), 1-4(</w:t>
+            </w:r>
+            <w:proofErr w:type="spellStart"/>
+            <w:r>
+              <w:rPr>
+                <w:sz w:val="18"/>
+                <w:szCs w:val="18"/>
+              </w:rPr>
+              <w:t>padding·shadow</w:t>
+            </w:r>
+            <w:proofErr w:type="spellEnd"/>
+            <w:r>
+              <w:rPr>
+                <w:sz w:val="18"/>
+                <w:szCs w:val="18"/>
+              </w:rPr>
+              <w:t>)</w:t>
             </w:r>
           </w:p>
         </w:tc>
@@ -376,6 +433,7 @@
             <w:pPr>
               <w:spacing w:line="260" w:lineRule="auto"/>
             </w:pPr>
+            <w:proofErr w:type="gramStart"/>
             <w:r>
               <w:rPr>
                 <w:sz w:val="18"/>
@@ -383,6 +441,7 @@
               </w:rPr>
               <w:t>4장  display</w:t>
             </w:r>
+            <w:proofErr w:type="gramEnd"/>
           </w:p>
         </w:tc>
         <w:tc>
@@ -429,6 +488,7 @@
             <w:pPr>
               <w:spacing w:line="260" w:lineRule="auto"/>
             </w:pPr>
+            <w:proofErr w:type="gramStart"/>
             <w:r>
               <w:rPr>
                 <w:sz w:val="18"/>
@@ -436,6 +496,7 @@
               </w:rPr>
               <w:t>5장  Flexbox</w:t>
             </w:r>
+            <w:proofErr w:type="gramEnd"/>
           </w:p>
         </w:tc>
         <w:tc>
@@ -482,12 +543,21 @@
             <w:pPr>
               <w:spacing w:line="260" w:lineRule="auto"/>
             </w:pPr>
-            <w:r>
-              <w:rPr>
-                <w:sz w:val="18"/>
-                <w:szCs w:val="18"/>
-              </w:rPr>
-              <w:t>6장  CSS Grid</w:t>
+            <w:proofErr w:type="gramStart"/>
+            <w:r>
+              <w:rPr>
+                <w:sz w:val="18"/>
+                <w:szCs w:val="18"/>
+              </w:rPr>
+              <w:t>6장  CSS</w:t>
+            </w:r>
+            <w:proofErr w:type="gramEnd"/>
+            <w:r>
+              <w:rPr>
+                <w:sz w:val="18"/>
+                <w:szCs w:val="18"/>
+              </w:rPr>
+              <w:t xml:space="preserve"> Grid</w:t>
             </w:r>
           </w:p>
         </w:tc>
@@ -535,12 +605,21 @@
             <w:pPr>
               <w:spacing w:line="260" w:lineRule="auto"/>
             </w:pPr>
-            <w:r>
-              <w:rPr>
-                <w:sz w:val="18"/>
-                <w:szCs w:val="18"/>
-              </w:rPr>
-              <w:t>7장  단위와 색</w:t>
+            <w:proofErr w:type="gramStart"/>
+            <w:r>
+              <w:rPr>
+                <w:sz w:val="18"/>
+                <w:szCs w:val="18"/>
+              </w:rPr>
+              <w:t>7장  단위와</w:t>
+            </w:r>
+            <w:proofErr w:type="gramEnd"/>
+            <w:r>
+              <w:rPr>
+                <w:sz w:val="18"/>
+                <w:szCs w:val="18"/>
+              </w:rPr>
+              <w:t xml:space="preserve"> 색</w:t>
             </w:r>
           </w:p>
         </w:tc>
@@ -564,7 +643,39 @@
                 <w:sz w:val="18"/>
                 <w:szCs w:val="18"/>
               </w:rPr>
-              <w:t>실습 1-3(vh), 1-5(fr), 2-3(max-width)</w:t>
+              <w:t>실습 1-3(</w:t>
+            </w:r>
+            <w:proofErr w:type="spellStart"/>
+            <w:r>
+              <w:rPr>
+                <w:sz w:val="18"/>
+                <w:szCs w:val="18"/>
+              </w:rPr>
+              <w:t>vh</w:t>
+            </w:r>
+            <w:proofErr w:type="spellEnd"/>
+            <w:r>
+              <w:rPr>
+                <w:sz w:val="18"/>
+                <w:szCs w:val="18"/>
+              </w:rPr>
+              <w:t>), 1-5(</w:t>
+            </w:r>
+            <w:proofErr w:type="spellStart"/>
+            <w:r>
+              <w:rPr>
+                <w:sz w:val="18"/>
+                <w:szCs w:val="18"/>
+              </w:rPr>
+              <w:t>fr</w:t>
+            </w:r>
+            <w:proofErr w:type="spellEnd"/>
+            <w:r>
+              <w:rPr>
+                <w:sz w:val="18"/>
+                <w:szCs w:val="18"/>
+              </w:rPr>
+              <w:t>), 2-3(max-width)</w:t>
             </w:r>
           </w:p>
         </w:tc>
@@ -588,12 +699,21 @@
             <w:pPr>
               <w:spacing w:line="260" w:lineRule="auto"/>
             </w:pPr>
-            <w:r>
-              <w:rPr>
-                <w:sz w:val="18"/>
-                <w:szCs w:val="18"/>
-              </w:rPr>
-              <w:t>8장  글꼴과 텍스트</w:t>
+            <w:proofErr w:type="gramStart"/>
+            <w:r>
+              <w:rPr>
+                <w:sz w:val="18"/>
+                <w:szCs w:val="18"/>
+              </w:rPr>
+              <w:t>8장  글꼴과</w:t>
+            </w:r>
+            <w:proofErr w:type="gramEnd"/>
+            <w:r>
+              <w:rPr>
+                <w:sz w:val="18"/>
+                <w:szCs w:val="18"/>
+              </w:rPr>
+              <w:t xml:space="preserve"> 텍스트</w:t>
             </w:r>
           </w:p>
         </w:tc>
@@ -641,12 +761,21 @@
             <w:pPr>
               <w:spacing w:line="260" w:lineRule="auto"/>
             </w:pPr>
-            <w:r>
-              <w:rPr>
-                <w:sz w:val="18"/>
-                <w:szCs w:val="18"/>
-              </w:rPr>
-              <w:t>9장  배경·테두리·그림자</w:t>
+            <w:proofErr w:type="gramStart"/>
+            <w:r>
+              <w:rPr>
+                <w:sz w:val="18"/>
+                <w:szCs w:val="18"/>
+              </w:rPr>
+              <w:t>9장  배경</w:t>
+            </w:r>
+            <w:proofErr w:type="gramEnd"/>
+            <w:r>
+              <w:rPr>
+                <w:sz w:val="18"/>
+                <w:szCs w:val="18"/>
+              </w:rPr>
+              <w:t>·테두리·그림자</w:t>
             </w:r>
           </w:p>
         </w:tc>
@@ -805,7 +934,23 @@
                 <w:sz w:val="18"/>
                 <w:szCs w:val="18"/>
               </w:rPr>
-              <w:t>12장 반응형과 미디어 쿼리</w:t>
+              <w:t xml:space="preserve">12장 </w:t>
+            </w:r>
+            <w:proofErr w:type="spellStart"/>
+            <w:r>
+              <w:rPr>
+                <w:sz w:val="18"/>
+                <w:szCs w:val="18"/>
+              </w:rPr>
+              <w:t>반응형과</w:t>
+            </w:r>
+            <w:proofErr w:type="spellEnd"/>
+            <w:r>
+              <w:rPr>
+                <w:sz w:val="18"/>
+                <w:szCs w:val="18"/>
+              </w:rPr>
+              <w:t xml:space="preserve"> 미디어 쿼리</w:t>
             </w:r>
           </w:p>
         </w:tc>
@@ -894,13 +1039,23 @@
         <w:spacing w:before="120" w:line="250" w:lineRule="auto"/>
         <w:ind w:left="180" w:right="180"/>
       </w:pPr>
-      <w:r>
-        <w:rPr>
-          <w:rFonts w:ascii="Consolas" w:eastAsia="Consolas" w:hAnsi="Consolas" w:cs="Consolas"/>
-          <w:sz w:val="17"/>
-          <w:szCs w:val="17"/>
-        </w:rPr>
-        <w:t>&lt;!-- ① 인라인(inline) : 태그에 직접 --&gt;</w:t>
+      <w:proofErr w:type="gramStart"/>
+      <w:r>
+        <w:rPr>
+          <w:rFonts w:ascii="Consolas" w:eastAsia="Consolas" w:hAnsi="Consolas" w:cs="Consolas"/>
+          <w:sz w:val="17"/>
+          <w:szCs w:val="17"/>
+        </w:rPr>
+        <w:t>&lt;!--</w:t>
+      </w:r>
+      <w:proofErr w:type="gramEnd"/>
+      <w:r>
+        <w:rPr>
+          <w:rFonts w:ascii="Consolas" w:eastAsia="Consolas" w:hAnsi="Consolas" w:cs="Consolas"/>
+          <w:sz w:val="17"/>
+          <w:szCs w:val="17"/>
+        </w:rPr>
+        <w:t xml:space="preserve"> ① 인라인(inline) : 태그에 직접 --&gt;</w:t>
       </w:r>
     </w:p>
     <w:p>
@@ -940,13 +1095,23 @@
         <w:spacing w:line="250" w:lineRule="auto"/>
         <w:ind w:left="180" w:right="180"/>
       </w:pPr>
-      <w:r>
-        <w:rPr>
-          <w:rFonts w:ascii="Consolas" w:eastAsia="Consolas" w:hAnsi="Consolas" w:cs="Consolas"/>
-          <w:sz w:val="17"/>
-          <w:szCs w:val="17"/>
-        </w:rPr>
-        <w:t>&lt;!-- ② 내부(internal) : head 안의 style 태그 --&gt;</w:t>
+      <w:proofErr w:type="gramStart"/>
+      <w:r>
+        <w:rPr>
+          <w:rFonts w:ascii="Consolas" w:eastAsia="Consolas" w:hAnsi="Consolas" w:cs="Consolas"/>
+          <w:sz w:val="17"/>
+          <w:szCs w:val="17"/>
+        </w:rPr>
+        <w:t>&lt;!--</w:t>
+      </w:r>
+      <w:proofErr w:type="gramEnd"/>
+      <w:r>
+        <w:rPr>
+          <w:rFonts w:ascii="Consolas" w:eastAsia="Consolas" w:hAnsi="Consolas" w:cs="Consolas"/>
+          <w:sz w:val="17"/>
+          <w:szCs w:val="17"/>
+        </w:rPr>
+        <w:t xml:space="preserve"> ② 내부(internal) : head 안의 style 태그 --&gt;</w:t>
       </w:r>
     </w:p>
     <w:p>
@@ -1000,7 +1165,25 @@
           <w:sz w:val="17"/>
           <w:szCs w:val="17"/>
         </w:rPr>
-        <w:t xml:space="preserve">        p { color: red; }</w:t>
+        <w:t xml:space="preserve">        p </w:t>
+      </w:r>
+      <w:proofErr w:type="gramStart"/>
+      <w:r>
+        <w:rPr>
+          <w:rFonts w:ascii="Consolas" w:eastAsia="Consolas" w:hAnsi="Consolas" w:cs="Consolas"/>
+          <w:sz w:val="17"/>
+          <w:szCs w:val="17"/>
+        </w:rPr>
+        <w:t>{ color</w:t>
+      </w:r>
+      <w:proofErr w:type="gramEnd"/>
+      <w:r>
+        <w:rPr>
+          <w:rFonts w:ascii="Consolas" w:eastAsia="Consolas" w:hAnsi="Consolas" w:cs="Consolas"/>
+          <w:sz w:val="17"/>
+          <w:szCs w:val="17"/>
+        </w:rPr>
+        <w:t>: red; }</w:t>
       </w:r>
     </w:p>
     <w:p>
@@ -1058,13 +1241,41 @@
         <w:spacing w:line="250" w:lineRule="auto"/>
         <w:ind w:left="180" w:right="180"/>
       </w:pPr>
-      <w:r>
-        <w:rPr>
-          <w:rFonts w:ascii="Consolas" w:eastAsia="Consolas" w:hAnsi="Consolas" w:cs="Consolas"/>
-          <w:sz w:val="17"/>
-          <w:szCs w:val="17"/>
-        </w:rPr>
-        <w:t>&lt;!-- ③ 외부(external) : 별도 .css 파일 --&gt;</w:t>
+      <w:proofErr w:type="gramStart"/>
+      <w:r>
+        <w:rPr>
+          <w:rFonts w:ascii="Consolas" w:eastAsia="Consolas" w:hAnsi="Consolas" w:cs="Consolas"/>
+          <w:sz w:val="17"/>
+          <w:szCs w:val="17"/>
+        </w:rPr>
+        <w:t>&lt;!--</w:t>
+      </w:r>
+      <w:proofErr w:type="gramEnd"/>
+      <w:r>
+        <w:rPr>
+          <w:rFonts w:ascii="Consolas" w:eastAsia="Consolas" w:hAnsi="Consolas" w:cs="Consolas"/>
+          <w:sz w:val="17"/>
+          <w:szCs w:val="17"/>
+        </w:rPr>
+        <w:t xml:space="preserve"> ③ 외부(external) : 별도 .</w:t>
+      </w:r>
+      <w:proofErr w:type="spellStart"/>
+      <w:r>
+        <w:rPr>
+          <w:rFonts w:ascii="Consolas" w:eastAsia="Consolas" w:hAnsi="Consolas" w:cs="Consolas"/>
+          <w:sz w:val="17"/>
+          <w:szCs w:val="17"/>
+        </w:rPr>
+        <w:t>css</w:t>
+      </w:r>
+      <w:proofErr w:type="spellEnd"/>
+      <w:r>
+        <w:rPr>
+          <w:rFonts w:ascii="Consolas" w:eastAsia="Consolas" w:hAnsi="Consolas" w:cs="Consolas"/>
+          <w:sz w:val="17"/>
+          <w:szCs w:val="17"/>
+        </w:rPr>
+        <w:t xml:space="preserve"> 파일 --&gt;</w:t>
       </w:r>
     </w:p>
     <w:p>
@@ -1100,7 +1311,61 @@
           <w:sz w:val="17"/>
           <w:szCs w:val="17"/>
         </w:rPr>
-        <w:t xml:space="preserve">    &lt;link rel="stylesheet" href="css/style.css" /&gt;</w:t>
+        <w:t xml:space="preserve">    &lt;link </w:t>
+      </w:r>
+      <w:proofErr w:type="spellStart"/>
+      <w:r>
+        <w:rPr>
+          <w:rFonts w:ascii="Consolas" w:eastAsia="Consolas" w:hAnsi="Consolas" w:cs="Consolas"/>
+          <w:sz w:val="17"/>
+          <w:szCs w:val="17"/>
+        </w:rPr>
+        <w:t>rel</w:t>
+      </w:r>
+      <w:proofErr w:type="spellEnd"/>
+      <w:r>
+        <w:rPr>
+          <w:rFonts w:ascii="Consolas" w:eastAsia="Consolas" w:hAnsi="Consolas" w:cs="Consolas"/>
+          <w:sz w:val="17"/>
+          <w:szCs w:val="17"/>
+        </w:rPr>
+        <w:t xml:space="preserve">="stylesheet" </w:t>
+      </w:r>
+      <w:proofErr w:type="spellStart"/>
+      <w:r>
+        <w:rPr>
+          <w:rFonts w:ascii="Consolas" w:eastAsia="Consolas" w:hAnsi="Consolas" w:cs="Consolas"/>
+          <w:sz w:val="17"/>
+          <w:szCs w:val="17"/>
+        </w:rPr>
+        <w:t>href</w:t>
+      </w:r>
+      <w:proofErr w:type="spellEnd"/>
+      <w:r>
+        <w:rPr>
+          <w:rFonts w:ascii="Consolas" w:eastAsia="Consolas" w:hAnsi="Consolas" w:cs="Consolas"/>
+          <w:sz w:val="17"/>
+          <w:szCs w:val="17"/>
+        </w:rPr>
+        <w:t>="</w:t>
+      </w:r>
+      <w:proofErr w:type="spellStart"/>
+      <w:r>
+        <w:rPr>
+          <w:rFonts w:ascii="Consolas" w:eastAsia="Consolas" w:hAnsi="Consolas" w:cs="Consolas"/>
+          <w:sz w:val="17"/>
+          <w:szCs w:val="17"/>
+        </w:rPr>
+        <w:t>css</w:t>
+      </w:r>
+      <w:proofErr w:type="spellEnd"/>
+      <w:r>
+        <w:rPr>
+          <w:rFonts w:ascii="Consolas" w:eastAsia="Consolas" w:hAnsi="Consolas" w:cs="Consolas"/>
+          <w:sz w:val="17"/>
+          <w:szCs w:val="17"/>
+        </w:rPr>
+        <w:t>/style.css" /&gt;</w:t>
       </w:r>
     </w:p>
     <w:p>
@@ -1631,13 +1896,23 @@
         <w:spacing w:before="120" w:line="250" w:lineRule="auto"/>
         <w:ind w:left="180" w:right="180"/>
       </w:pPr>
-      <w:r>
-        <w:rPr>
-          <w:rFonts w:ascii="Consolas" w:eastAsia="Consolas" w:hAnsi="Consolas" w:cs="Consolas"/>
-          <w:sz w:val="17"/>
-          <w:szCs w:val="17"/>
-        </w:rPr>
-        <w:t>선택자 {</w:t>
+      <w:proofErr w:type="spellStart"/>
+      <w:r>
+        <w:rPr>
+          <w:rFonts w:ascii="Consolas" w:eastAsia="Consolas" w:hAnsi="Consolas" w:cs="Consolas"/>
+          <w:sz w:val="17"/>
+          <w:szCs w:val="17"/>
+        </w:rPr>
+        <w:t>선택자</w:t>
+      </w:r>
+      <w:proofErr w:type="spellEnd"/>
+      <w:r>
+        <w:rPr>
+          <w:rFonts w:ascii="Consolas" w:eastAsia="Consolas" w:hAnsi="Consolas" w:cs="Consolas"/>
+          <w:sz w:val="17"/>
+          <w:szCs w:val="17"/>
+        </w:rPr>
+        <w:t xml:space="preserve"> {</w:t>
       </w:r>
     </w:p>
     <w:p>
@@ -1713,13 +1988,23 @@
         <w:spacing w:line="250" w:lineRule="auto"/>
         <w:ind w:left="180" w:right="180"/>
       </w:pPr>
-      <w:r>
-        <w:rPr>
-          <w:rFonts w:ascii="Consolas" w:eastAsia="Consolas" w:hAnsi="Consolas" w:cs="Consolas"/>
-          <w:sz w:val="17"/>
-          <w:szCs w:val="17"/>
-        </w:rPr>
-        <w:t>.header {</w:t>
+      <w:proofErr w:type="gramStart"/>
+      <w:r>
+        <w:rPr>
+          <w:rFonts w:ascii="Consolas" w:eastAsia="Consolas" w:hAnsi="Consolas" w:cs="Consolas"/>
+          <w:sz w:val="17"/>
+          <w:szCs w:val="17"/>
+        </w:rPr>
+        <w:t>.header</w:t>
+      </w:r>
+      <w:proofErr w:type="gramEnd"/>
+      <w:r>
+        <w:rPr>
+          <w:rFonts w:ascii="Consolas" w:eastAsia="Consolas" w:hAnsi="Consolas" w:cs="Consolas"/>
+          <w:sz w:val="17"/>
+          <w:szCs w:val="17"/>
+        </w:rPr>
+        <w:t xml:space="preserve"> {</w:t>
       </w:r>
     </w:p>
     <w:p>
@@ -1781,33 +2066,26 @@
         <w:spacing w:after="80"/>
         <w:ind w:left="300" w:hanging="300"/>
       </w:pPr>
+      <w:proofErr w:type="spellStart"/>
       <w:r>
         <w:rPr>
           <w:b/>
           <w:bCs/>
           <w:color w:val="2E5496"/>
         </w:rPr>
-        <w:t xml:space="preserve">선택자 </w:t>
-      </w:r>
-      <w:r>
-        <w:t>어떤 요소에 적용할지 고릅니다. 2장에서 자세히 다룹니다.</w:t>
-      </w:r>
-    </w:p>
-    <w:p>
-      <w:pPr>
-        <w:spacing w:after="80"/>
-        <w:ind w:left="300" w:hanging="300"/>
-      </w:pPr>
+        <w:t>선택자</w:t>
+      </w:r>
+      <w:proofErr w:type="spellEnd"/>
       <w:r>
         <w:rPr>
           <w:b/>
           <w:bCs/>
           <w:color w:val="2E5496"/>
         </w:rPr>
-        <w:t xml:space="preserve">속성: 값; </w:t>
-      </w:r>
-      <w:r>
-        <w:t>무엇을 어떻게 바꿀지 정합니다. 끝에 세미콜론(;)을 반드시 붙입니다.</w:t>
+        <w:t xml:space="preserve"> </w:t>
+      </w:r>
+      <w:r>
+        <w:t>어떤 요소에 적용할지 고릅니다. 2장에서 자세히 다룹니다.</w:t>
       </w:r>
     </w:p>
     <w:p>
@@ -1821,10 +2099,35 @@
           <w:bCs/>
           <w:color w:val="2E5496"/>
         </w:rPr>
+        <w:t xml:space="preserve">속성: 값; </w:t>
+      </w:r>
+      <w:r>
+        <w:t>무엇을 어떻게 바꿀지 정합니다. 끝에 세미콜론(;)을 반드시 붙입니다.</w:t>
+      </w:r>
+    </w:p>
+    <w:p>
+      <w:pPr>
+        <w:spacing w:after="80"/>
+        <w:ind w:left="300" w:hanging="300"/>
+      </w:pPr>
+      <w:r>
+        <w:rPr>
+          <w:b/>
+          <w:bCs/>
+          <w:color w:val="2E5496"/>
+        </w:rPr>
         <w:t xml:space="preserve">주석 </w:t>
       </w:r>
       <w:r>
-        <w:t>/* 이렇게 */ 씁니다. HTML 의 &lt;!-- --&gt; 와 다릅니다.</w:t>
+        <w:t>/* 이렇게 */ 씁니다. HTML 의 &lt;</w:t>
+      </w:r>
+      <w:proofErr w:type="gramStart"/>
+      <w:r>
+        <w:t>!-</w:t>
+      </w:r>
+      <w:proofErr w:type="gramEnd"/>
+      <w:r>
+        <w:t>- --&gt; 와 다릅니다.</w:t>
       </w:r>
     </w:p>
     <w:p>
@@ -1870,7 +2173,25 @@
           <w:sz w:val="19"/>
           <w:szCs w:val="19"/>
         </w:rPr>
-        <w:t>CSS 파일 안에 &lt;style&gt; 태그를 넣었다 → .css 파일에는 태그를 쓰지 않습니다. 규칙만 씁니다.</w:t>
+        <w:t>CSS 파일 안에 &lt;style&gt; 태그를 넣었다 → .</w:t>
+      </w:r>
+      <w:proofErr w:type="spellStart"/>
+      <w:r>
+        <w:rPr>
+          <w:color w:val="333333"/>
+          <w:sz w:val="19"/>
+          <w:szCs w:val="19"/>
+        </w:rPr>
+        <w:t>css</w:t>
+      </w:r>
+      <w:proofErr w:type="spellEnd"/>
+      <w:r>
+        <w:rPr>
+          <w:color w:val="333333"/>
+          <w:sz w:val="19"/>
+          <w:szCs w:val="19"/>
+        </w:rPr>
+        <w:t xml:space="preserve"> 파일에는 태그를 쓰지 않습니다. 규칙만 씁니다.</w:t>
       </w:r>
     </w:p>
     <w:p>
@@ -1890,7 +2211,29 @@
           <w:szCs w:val="28"/>
         </w:rPr>
         <w:lastRenderedPageBreak/>
-        <w:t>2장.  선택자 — 요소를 골라내는 법</w:t>
+        <w:t xml:space="preserve">2장.  </w:t>
+      </w:r>
+      <w:proofErr w:type="spellStart"/>
+      <w:r>
+        <w:rPr>
+          <w:b/>
+          <w:bCs/>
+          <w:color w:val="FFFFFF"/>
+          <w:sz w:val="28"/>
+          <w:szCs w:val="28"/>
+        </w:rPr>
+        <w:t>선택자</w:t>
+      </w:r>
+      <w:proofErr w:type="spellEnd"/>
+      <w:r>
+        <w:rPr>
+          <w:b/>
+          <w:bCs/>
+          <w:color w:val="FFFFFF"/>
+          <w:sz w:val="28"/>
+          <w:szCs w:val="28"/>
+        </w:rPr>
+        <w:t xml:space="preserve"> — 요소를 골라내는 법</w:t>
       </w:r>
     </w:p>
     <w:p>
@@ -1915,8 +2258,18 @@
           <w:bCs/>
           <w:color w:val="1F3864"/>
         </w:rPr>
-        <w:t>기본 선택자</w:t>
-      </w:r>
+        <w:t xml:space="preserve">기본 </w:t>
+      </w:r>
+      <w:proofErr w:type="spellStart"/>
+      <w:r>
+        <w:rPr>
+          <w:b/>
+          <w:bCs/>
+          <w:color w:val="1F3864"/>
+        </w:rPr>
+        <w:t>선택자</w:t>
+      </w:r>
+      <w:proofErr w:type="spellEnd"/>
     </w:p>
     <w:tbl>
       <w:tblPr>
@@ -1961,6 +2314,7 @@
               <w:spacing w:line="260" w:lineRule="auto"/>
               <w:jc w:val="center"/>
             </w:pPr>
+            <w:proofErr w:type="spellStart"/>
             <w:r>
               <w:rPr>
                 <w:b/>
@@ -1970,6 +2324,7 @@
               </w:rPr>
               <w:t>선택자</w:t>
             </w:r>
+            <w:proofErr w:type="spellEnd"/>
           </w:p>
         </w:tc>
         <w:tc>
@@ -2152,7 +2507,23 @@
                 <w:sz w:val="18"/>
                 <w:szCs w:val="18"/>
               </w:rPr>
-              <w:t>모든 p 태그 (타입 선택자)</w:t>
+              <w:t xml:space="preserve">모든 p 태그 (타입 </w:t>
+            </w:r>
+            <w:proofErr w:type="spellStart"/>
+            <w:r>
+              <w:rPr>
+                <w:sz w:val="18"/>
+                <w:szCs w:val="18"/>
+              </w:rPr>
+              <w:t>선택자</w:t>
+            </w:r>
+            <w:proofErr w:type="spellEnd"/>
+            <w:r>
+              <w:rPr>
+                <w:sz w:val="18"/>
+                <w:szCs w:val="18"/>
+              </w:rPr>
+              <w:t>)</w:t>
             </w:r>
           </w:p>
         </w:tc>
@@ -2282,8 +2653,17 @@
                 <w:sz w:val="18"/>
                 <w:szCs w:val="18"/>
               </w:rPr>
-              <w:t>#studentForm</w:t>
-            </w:r>
+              <w:t>#</w:t>
+            </w:r>
+            <w:proofErr w:type="spellStart"/>
+            <w:r>
+              <w:rPr>
+                <w:sz w:val="18"/>
+                <w:szCs w:val="18"/>
+              </w:rPr>
+              <w:t>studentForm</w:t>
+            </w:r>
+            <w:proofErr w:type="spellEnd"/>
           </w:p>
         </w:tc>
         <w:tc>
@@ -2306,7 +2686,23 @@
                 <w:sz w:val="18"/>
                 <w:szCs w:val="18"/>
               </w:rPr>
-              <w:t>id="studentForm" 인 요소 하나</w:t>
+              <w:t>id="</w:t>
+            </w:r>
+            <w:proofErr w:type="spellStart"/>
+            <w:r>
+              <w:rPr>
+                <w:sz w:val="18"/>
+                <w:szCs w:val="18"/>
+              </w:rPr>
+              <w:t>studentForm</w:t>
+            </w:r>
+            <w:proofErr w:type="spellEnd"/>
+            <w:r>
+              <w:rPr>
+                <w:sz w:val="18"/>
+                <w:szCs w:val="18"/>
+              </w:rPr>
+              <w:t>" 인 요소 하나</w:t>
             </w:r>
           </w:p>
         </w:tc>
@@ -2330,7 +2726,23 @@
                 <w:sz w:val="18"/>
                 <w:szCs w:val="18"/>
               </w:rPr>
-              <w:t>#studentForm { width: 100%; }</w:t>
+              <w:t>#</w:t>
+            </w:r>
+            <w:proofErr w:type="spellStart"/>
+            <w:r>
+              <w:rPr>
+                <w:sz w:val="18"/>
+                <w:szCs w:val="18"/>
+              </w:rPr>
+              <w:t>studentForm</w:t>
+            </w:r>
+            <w:proofErr w:type="spellEnd"/>
+            <w:r>
+              <w:rPr>
+                <w:sz w:val="18"/>
+                <w:szCs w:val="18"/>
+              </w:rPr>
+              <w:t xml:space="preserve"> { width: 100%; }</w:t>
             </w:r>
           </w:p>
         </w:tc>
@@ -2443,7 +2855,43 @@
           <w:sz w:val="19"/>
           <w:szCs w:val="19"/>
         </w:rPr>
-        <w:t>점(.)은 class, 샵(#)은 id 입니다. 이 기호를 빠뜨리는 것이 초보자에게 가장 흔한 실수입니다. card { ... } 라고 쓰면 브라우저는 "card 라는 이름의 태그"를 찾다가 아무것도 못 찾고 조용히 넘어갑니다.</w:t>
+        <w:t xml:space="preserve">점(.)은 class, 샵(#)은 id 입니다. 이 기호를 빠뜨리는 것이 초보자에게 가장 흔한 실수입니다. card </w:t>
+      </w:r>
+      <w:proofErr w:type="gramStart"/>
+      <w:r>
+        <w:rPr>
+          <w:color w:val="333333"/>
+          <w:sz w:val="19"/>
+          <w:szCs w:val="19"/>
+        </w:rPr>
+        <w:t>{ ...</w:t>
+      </w:r>
+      <w:proofErr w:type="gramEnd"/>
+      <w:r>
+        <w:rPr>
+          <w:color w:val="333333"/>
+          <w:sz w:val="19"/>
+          <w:szCs w:val="19"/>
+        </w:rPr>
+        <w:t xml:space="preserve"> } 라고 쓰면 브라우저는 "card 라는 이름의 태그"</w:t>
+      </w:r>
+      <w:proofErr w:type="spellStart"/>
+      <w:r>
+        <w:rPr>
+          <w:color w:val="333333"/>
+          <w:sz w:val="19"/>
+          <w:szCs w:val="19"/>
+        </w:rPr>
+        <w:t>를</w:t>
+      </w:r>
+      <w:proofErr w:type="spellEnd"/>
+      <w:r>
+        <w:rPr>
+          <w:color w:val="333333"/>
+          <w:sz w:val="19"/>
+          <w:szCs w:val="19"/>
+        </w:rPr>
+        <w:t xml:space="preserve"> 찾다가 아무것도 못 찾고 조용히 넘어갑니다.</w:t>
       </w:r>
     </w:p>
     <w:p>
@@ -2468,8 +2916,18 @@
           <w:bCs/>
           <w:color w:val="1F3864"/>
         </w:rPr>
-        <w:t>관계 선택자</w:t>
-      </w:r>
+        <w:t xml:space="preserve">관계 </w:t>
+      </w:r>
+      <w:proofErr w:type="spellStart"/>
+      <w:r>
+        <w:rPr>
+          <w:b/>
+          <w:bCs/>
+          <w:color w:val="1F3864"/>
+        </w:rPr>
+        <w:t>선택자</w:t>
+      </w:r>
+      <w:proofErr w:type="spellEnd"/>
     </w:p>
     <w:p>
       <w:pPr>
@@ -2480,13 +2938,61 @@
         <w:spacing w:before="120" w:line="250" w:lineRule="auto"/>
         <w:ind w:left="180" w:right="180"/>
       </w:pPr>
-      <w:r>
-        <w:rPr>
-          <w:rFonts w:ascii="Consolas" w:eastAsia="Consolas" w:hAnsi="Consolas" w:cs="Consolas"/>
-          <w:sz w:val="17"/>
-          <w:szCs w:val="17"/>
-        </w:rPr>
-        <w:t>.navbar h1     { ... }   /* .navbar 안에 있는 모든 h1 (자손) */</w:t>
+      <w:proofErr w:type="gramStart"/>
+      <w:r>
+        <w:rPr>
+          <w:rFonts w:ascii="Consolas" w:eastAsia="Consolas" w:hAnsi="Consolas" w:cs="Consolas"/>
+          <w:sz w:val="17"/>
+          <w:szCs w:val="17"/>
+        </w:rPr>
+        <w:t>.</w:t>
+      </w:r>
+      <w:proofErr w:type="spellStart"/>
+      <w:r>
+        <w:rPr>
+          <w:rFonts w:ascii="Consolas" w:eastAsia="Consolas" w:hAnsi="Consolas" w:cs="Consolas"/>
+          <w:sz w:val="17"/>
+          <w:szCs w:val="17"/>
+        </w:rPr>
+        <w:t>navbar</w:t>
+      </w:r>
+      <w:proofErr w:type="spellEnd"/>
+      <w:proofErr w:type="gramEnd"/>
+      <w:r>
+        <w:rPr>
+          <w:rFonts w:ascii="Consolas" w:eastAsia="Consolas" w:hAnsi="Consolas" w:cs="Consolas"/>
+          <w:sz w:val="17"/>
+          <w:szCs w:val="17"/>
+        </w:rPr>
+        <w:t xml:space="preserve"> h1     { ... }   /</w:t>
+      </w:r>
+      <w:proofErr w:type="gramStart"/>
+      <w:r>
+        <w:rPr>
+          <w:rFonts w:ascii="Consolas" w:eastAsia="Consolas" w:hAnsi="Consolas" w:cs="Consolas"/>
+          <w:sz w:val="17"/>
+          <w:szCs w:val="17"/>
+        </w:rPr>
+        <w:t>* .</w:t>
+      </w:r>
+      <w:proofErr w:type="spellStart"/>
+      <w:r>
+        <w:rPr>
+          <w:rFonts w:ascii="Consolas" w:eastAsia="Consolas" w:hAnsi="Consolas" w:cs="Consolas"/>
+          <w:sz w:val="17"/>
+          <w:szCs w:val="17"/>
+        </w:rPr>
+        <w:t>navbar</w:t>
+      </w:r>
+      <w:proofErr w:type="spellEnd"/>
+      <w:proofErr w:type="gramEnd"/>
+      <w:r>
+        <w:rPr>
+          <w:rFonts w:ascii="Consolas" w:eastAsia="Consolas" w:hAnsi="Consolas" w:cs="Consolas"/>
+          <w:sz w:val="17"/>
+          <w:szCs w:val="17"/>
+        </w:rPr>
+        <w:t xml:space="preserve"> 안에 있는 모든 h1 (자손) */</w:t>
       </w:r>
     </w:p>
     <w:p>
@@ -2498,13 +3004,61 @@
         <w:spacing w:line="250" w:lineRule="auto"/>
         <w:ind w:left="180" w:right="180"/>
       </w:pPr>
-      <w:r>
-        <w:rPr>
-          <w:rFonts w:ascii="Consolas" w:eastAsia="Consolas" w:hAnsi="Consolas" w:cs="Consolas"/>
-          <w:sz w:val="17"/>
-          <w:szCs w:val="17"/>
-        </w:rPr>
-        <w:t>.navbar &gt; h1   { ... }   /* .navbar 의 바로 아래 자식 h1 만 */</w:t>
+      <w:proofErr w:type="gramStart"/>
+      <w:r>
+        <w:rPr>
+          <w:rFonts w:ascii="Consolas" w:eastAsia="Consolas" w:hAnsi="Consolas" w:cs="Consolas"/>
+          <w:sz w:val="17"/>
+          <w:szCs w:val="17"/>
+        </w:rPr>
+        <w:t>.</w:t>
+      </w:r>
+      <w:proofErr w:type="spellStart"/>
+      <w:r>
+        <w:rPr>
+          <w:rFonts w:ascii="Consolas" w:eastAsia="Consolas" w:hAnsi="Consolas" w:cs="Consolas"/>
+          <w:sz w:val="17"/>
+          <w:szCs w:val="17"/>
+        </w:rPr>
+        <w:t>navbar</w:t>
+      </w:r>
+      <w:proofErr w:type="spellEnd"/>
+      <w:proofErr w:type="gramEnd"/>
+      <w:r>
+        <w:rPr>
+          <w:rFonts w:ascii="Consolas" w:eastAsia="Consolas" w:hAnsi="Consolas" w:cs="Consolas"/>
+          <w:sz w:val="17"/>
+          <w:szCs w:val="17"/>
+        </w:rPr>
+        <w:t xml:space="preserve"> &gt; h1   { ... }   /</w:t>
+      </w:r>
+      <w:proofErr w:type="gramStart"/>
+      <w:r>
+        <w:rPr>
+          <w:rFonts w:ascii="Consolas" w:eastAsia="Consolas" w:hAnsi="Consolas" w:cs="Consolas"/>
+          <w:sz w:val="17"/>
+          <w:szCs w:val="17"/>
+        </w:rPr>
+        <w:t>* .</w:t>
+      </w:r>
+      <w:proofErr w:type="spellStart"/>
+      <w:r>
+        <w:rPr>
+          <w:rFonts w:ascii="Consolas" w:eastAsia="Consolas" w:hAnsi="Consolas" w:cs="Consolas"/>
+          <w:sz w:val="17"/>
+          <w:szCs w:val="17"/>
+        </w:rPr>
+        <w:t>navbar</w:t>
+      </w:r>
+      <w:proofErr w:type="spellEnd"/>
+      <w:proofErr w:type="gramEnd"/>
+      <w:r>
+        <w:rPr>
+          <w:rFonts w:ascii="Consolas" w:eastAsia="Consolas" w:hAnsi="Consolas" w:cs="Consolas"/>
+          <w:sz w:val="17"/>
+          <w:szCs w:val="17"/>
+        </w:rPr>
+        <w:t xml:space="preserve"> 의 바로 아래 자식 h1 만 */</w:t>
       </w:r>
     </w:p>
     <w:p>
@@ -2516,13 +3070,59 @@
         <w:spacing w:line="250" w:lineRule="auto"/>
         <w:ind w:left="180" w:right="180"/>
       </w:pPr>
-      <w:r>
-        <w:rPr>
-          <w:rFonts w:ascii="Consolas" w:eastAsia="Consolas" w:hAnsi="Consolas" w:cs="Consolas"/>
-          <w:sz w:val="17"/>
-          <w:szCs w:val="17"/>
-        </w:rPr>
-        <w:t>.card:hover    { ... }   /* 마우스가 .card 위에 있을 때 */</w:t>
+      <w:proofErr w:type="gramStart"/>
+      <w:r>
+        <w:rPr>
+          <w:rFonts w:ascii="Consolas" w:eastAsia="Consolas" w:hAnsi="Consolas" w:cs="Consolas"/>
+          <w:sz w:val="17"/>
+          <w:szCs w:val="17"/>
+        </w:rPr>
+        <w:t>.</w:t>
+      </w:r>
+      <w:proofErr w:type="spellStart"/>
+      <w:r>
+        <w:rPr>
+          <w:rFonts w:ascii="Consolas" w:eastAsia="Consolas" w:hAnsi="Consolas" w:cs="Consolas"/>
+          <w:sz w:val="17"/>
+          <w:szCs w:val="17"/>
+        </w:rPr>
+        <w:t>card</w:t>
+      </w:r>
+      <w:proofErr w:type="gramEnd"/>
+      <w:r>
+        <w:rPr>
+          <w:rFonts w:ascii="Consolas" w:eastAsia="Consolas" w:hAnsi="Consolas" w:cs="Consolas"/>
+          <w:sz w:val="17"/>
+          <w:szCs w:val="17"/>
+        </w:rPr>
+        <w:t>:hover</w:t>
+      </w:r>
+      <w:proofErr w:type="spellEnd"/>
+      <w:r>
+        <w:rPr>
+          <w:rFonts w:ascii="Consolas" w:eastAsia="Consolas" w:hAnsi="Consolas" w:cs="Consolas"/>
+          <w:sz w:val="17"/>
+          <w:szCs w:val="17"/>
+        </w:rPr>
+        <w:t xml:space="preserve">    { ... }   /* </w:t>
+      </w:r>
+      <w:proofErr w:type="gramStart"/>
+      <w:r>
+        <w:rPr>
+          <w:rFonts w:ascii="Consolas" w:eastAsia="Consolas" w:hAnsi="Consolas" w:cs="Consolas"/>
+          <w:sz w:val="17"/>
+          <w:szCs w:val="17"/>
+        </w:rPr>
+        <w:t>마우스가 .card</w:t>
+      </w:r>
+      <w:proofErr w:type="gramEnd"/>
+      <w:r>
+        <w:rPr>
+          <w:rFonts w:ascii="Consolas" w:eastAsia="Consolas" w:hAnsi="Consolas" w:cs="Consolas"/>
+          <w:sz w:val="17"/>
+          <w:szCs w:val="17"/>
+        </w:rPr>
+        <w:t xml:space="preserve"> 위에 있을 때 */</w:t>
       </w:r>
     </w:p>
     <w:p>
@@ -2534,13 +3134,41 @@
         <w:spacing w:after="120" w:line="250" w:lineRule="auto"/>
         <w:ind w:left="180" w:right="180"/>
       </w:pPr>
-      <w:r>
-        <w:rPr>
-          <w:rFonts w:ascii="Consolas" w:eastAsia="Consolas" w:hAnsi="Consolas" w:cs="Consolas"/>
-          <w:sz w:val="17"/>
-          <w:szCs w:val="17"/>
-        </w:rPr>
-        <w:t>.card :hover   { ... }   /* .card 안의 요소에 마우스가 있을 때 — 완전히 다름! */</w:t>
+      <w:proofErr w:type="gramStart"/>
+      <w:r>
+        <w:rPr>
+          <w:rFonts w:ascii="Consolas" w:eastAsia="Consolas" w:hAnsi="Consolas" w:cs="Consolas"/>
+          <w:sz w:val="17"/>
+          <w:szCs w:val="17"/>
+        </w:rPr>
+        <w:t>.card</w:t>
+      </w:r>
+      <w:proofErr w:type="gramEnd"/>
+      <w:r>
+        <w:rPr>
+          <w:rFonts w:ascii="Consolas" w:eastAsia="Consolas" w:hAnsi="Consolas" w:cs="Consolas"/>
+          <w:sz w:val="17"/>
+          <w:szCs w:val="17"/>
+        </w:rPr>
+        <w:t xml:space="preserve"> :hover   { ... }   /</w:t>
+      </w:r>
+      <w:proofErr w:type="gramStart"/>
+      <w:r>
+        <w:rPr>
+          <w:rFonts w:ascii="Consolas" w:eastAsia="Consolas" w:hAnsi="Consolas" w:cs="Consolas"/>
+          <w:sz w:val="17"/>
+          <w:szCs w:val="17"/>
+        </w:rPr>
+        <w:t>* .card</w:t>
+      </w:r>
+      <w:proofErr w:type="gramEnd"/>
+      <w:r>
+        <w:rPr>
+          <w:rFonts w:ascii="Consolas" w:eastAsia="Consolas" w:hAnsi="Consolas" w:cs="Consolas"/>
+          <w:sz w:val="17"/>
+          <w:szCs w:val="17"/>
+        </w:rPr>
+        <w:t xml:space="preserve"> 안의 요소에 마우스가 있을 때 — 완전히 다름! */</w:t>
       </w:r>
     </w:p>
     <w:p>
@@ -2568,7 +3196,53 @@
           <w:sz w:val="19"/>
           <w:szCs w:val="19"/>
         </w:rPr>
-        <w:t>공백 하나가 의미를 완전히 바꿉니다. .card:hover 는 카드 자신, .card :hover 는 카드 안의 무언가입니다. 본 교재 실습 2-7에서 "마우스를 올려도 아무 변화가 없다"는 문제의 단골 원인이 이 공백입니다.</w:t>
+        <w:t xml:space="preserve">공백 하나가 의미를 완전히 바꿉니다. </w:t>
+      </w:r>
+      <w:proofErr w:type="gramStart"/>
+      <w:r>
+        <w:rPr>
+          <w:color w:val="333333"/>
+          <w:sz w:val="19"/>
+          <w:szCs w:val="19"/>
+        </w:rPr>
+        <w:t>.</w:t>
+      </w:r>
+      <w:proofErr w:type="spellStart"/>
+      <w:r>
+        <w:rPr>
+          <w:color w:val="333333"/>
+          <w:sz w:val="19"/>
+          <w:szCs w:val="19"/>
+        </w:rPr>
+        <w:t>card:hover</w:t>
+      </w:r>
+      <w:proofErr w:type="spellEnd"/>
+      <w:proofErr w:type="gramEnd"/>
+      <w:r>
+        <w:rPr>
+          <w:color w:val="333333"/>
+          <w:sz w:val="19"/>
+          <w:szCs w:val="19"/>
+        </w:rPr>
+        <w:t xml:space="preserve"> 는 카드 자신, .card :hover 는 카드 안의 </w:t>
+      </w:r>
+      <w:proofErr w:type="spellStart"/>
+      <w:r>
+        <w:rPr>
+          <w:color w:val="333333"/>
+          <w:sz w:val="19"/>
+          <w:szCs w:val="19"/>
+        </w:rPr>
+        <w:t>무언가입니다</w:t>
+      </w:r>
+      <w:proofErr w:type="spellEnd"/>
+      <w:r>
+        <w:rPr>
+          <w:color w:val="333333"/>
+          <w:sz w:val="19"/>
+          <w:szCs w:val="19"/>
+        </w:rPr>
+        <w:t>. 본 교재 실습 2-7에서 "마우스를 올려도 아무 변화가 없다"는 문제의 단골 원인이 이 공백입니다.</w:t>
       </w:r>
     </w:p>
     <w:p>
@@ -2640,6 +3314,7 @@
               <w:spacing w:line="260" w:lineRule="auto"/>
               <w:jc w:val="center"/>
             </w:pPr>
+            <w:proofErr w:type="spellStart"/>
             <w:r>
               <w:rPr>
                 <w:b/>
@@ -2649,6 +3324,7 @@
               </w:rPr>
               <w:t>선택자</w:t>
             </w:r>
+            <w:proofErr w:type="spellEnd"/>
           </w:p>
         </w:tc>
         <w:tc>
@@ -2775,12 +3451,21 @@
             <w:pPr>
               <w:spacing w:line="260" w:lineRule="auto"/>
             </w:pPr>
-            <w:r>
-              <w:rPr>
-                <w:sz w:val="18"/>
-                <w:szCs w:val="18"/>
-              </w:rPr>
-              <w:t>입력창에 커서가 있을 때</w:t>
+            <w:proofErr w:type="spellStart"/>
+            <w:r>
+              <w:rPr>
+                <w:sz w:val="18"/>
+                <w:szCs w:val="18"/>
+              </w:rPr>
+              <w:t>입력창에</w:t>
+            </w:r>
+            <w:proofErr w:type="spellEnd"/>
+            <w:r>
+              <w:rPr>
+                <w:sz w:val="18"/>
+                <w:szCs w:val="18"/>
+              </w:rPr>
+              <w:t xml:space="preserve"> 커서가 있을 때</w:t>
             </w:r>
           </w:p>
         </w:tc>
@@ -2992,7 +3677,23 @@
                 <w:sz w:val="18"/>
                 <w:szCs w:val="18"/>
               </w:rPr>
-              <w:t>짝수 번째마다 (표의 줄무늬 배경에 자주 씀)</w:t>
+              <w:t xml:space="preserve">짝수 </w:t>
+            </w:r>
+            <w:proofErr w:type="spellStart"/>
+            <w:r>
+              <w:rPr>
+                <w:sz w:val="18"/>
+                <w:szCs w:val="18"/>
+              </w:rPr>
+              <w:t>번째마다</w:t>
+            </w:r>
+            <w:proofErr w:type="spellEnd"/>
+            <w:r>
+              <w:rPr>
+                <w:sz w:val="18"/>
+                <w:szCs w:val="18"/>
+              </w:rPr>
+              <w:t xml:space="preserve"> (표의 줄무늬 배경에 자주 씀)</w:t>
             </w:r>
           </w:p>
         </w:tc>
@@ -3349,8 +4050,17 @@
                 <w:sz w:val="18"/>
                 <w:szCs w:val="18"/>
               </w:rPr>
-              <w:t>id 선택자</w:t>
-            </w:r>
+              <w:t xml:space="preserve">id </w:t>
+            </w:r>
+            <w:proofErr w:type="spellStart"/>
+            <w:r>
+              <w:rPr>
+                <w:sz w:val="18"/>
+                <w:szCs w:val="18"/>
+              </w:rPr>
+              <w:t>선택자</w:t>
+            </w:r>
+            <w:proofErr w:type="spellEnd"/>
           </w:p>
         </w:tc>
         <w:tc>
@@ -3373,8 +4083,17 @@
                 <w:sz w:val="18"/>
                 <w:szCs w:val="18"/>
               </w:rPr>
-              <w:t>#studentForm</w:t>
-            </w:r>
+              <w:t>#</w:t>
+            </w:r>
+            <w:proofErr w:type="spellStart"/>
+            <w:r>
+              <w:rPr>
+                <w:sz w:val="18"/>
+                <w:szCs w:val="18"/>
+              </w:rPr>
+              <w:t>studentForm</w:t>
+            </w:r>
+            <w:proofErr w:type="spellEnd"/>
           </w:p>
         </w:tc>
       </w:tr>
@@ -3426,8 +4145,17 @@
                 <w:sz w:val="18"/>
                 <w:szCs w:val="18"/>
               </w:rPr>
-              <w:t>class · 가상 클래스 · 속성 선택자</w:t>
-            </w:r>
+              <w:t xml:space="preserve">class · 가상 클래스 · 속성 </w:t>
+            </w:r>
+            <w:proofErr w:type="spellStart"/>
+            <w:r>
+              <w:rPr>
+                <w:sz w:val="18"/>
+                <w:szCs w:val="18"/>
+              </w:rPr>
+              <w:t>선택자</w:t>
+            </w:r>
+            <w:proofErr w:type="spellEnd"/>
           </w:p>
         </w:tc>
         <w:tc>
@@ -3503,8 +4231,17 @@
                 <w:sz w:val="18"/>
                 <w:szCs w:val="18"/>
               </w:rPr>
-              <w:t>타입 선택자</w:t>
-            </w:r>
+              <w:t xml:space="preserve">타입 </w:t>
+            </w:r>
+            <w:proofErr w:type="spellStart"/>
+            <w:r>
+              <w:rPr>
+                <w:sz w:val="18"/>
+                <w:szCs w:val="18"/>
+              </w:rPr>
+              <w:t>선택자</w:t>
+            </w:r>
+            <w:proofErr w:type="spellEnd"/>
           </w:p>
         </w:tc>
         <w:tc>
@@ -3563,7 +4300,18 @@
           <w:sz w:val="19"/>
           <w:szCs w:val="19"/>
         </w:rPr>
-        <w:t xml:space="preserve">■ 알아두기   </w:t>
+        <w:t xml:space="preserve">■ </w:t>
+      </w:r>
+      <w:proofErr w:type="gramStart"/>
+      <w:r>
+        <w:rPr>
+          <w:b/>
+          <w:bCs/>
+          <w:color w:val="9C5700"/>
+          <w:sz w:val="19"/>
+          <w:szCs w:val="19"/>
+        </w:rPr>
+        <w:t xml:space="preserve">알아두기   </w:t>
       </w:r>
       <w:r>
         <w:rPr>
@@ -3571,7 +4319,52 @@
           <w:sz w:val="19"/>
           <w:szCs w:val="19"/>
         </w:rPr>
-        <w:t>!important 는 되도록 쓰지 마세요. 한 번 쓰면 그 값을 이기기 위해 또 !important 를 쓰게 되고, 결국 아무도 못 고치는 CSS 가 됩니다. 대신 F12 → Elements 에서 어떤 규칙이 이기고 있는지 먼저 확인하세요. 진 규칙에는 취소선이 그어져 있습니다.</w:t>
+        <w:t>!important</w:t>
+      </w:r>
+      <w:proofErr w:type="gramEnd"/>
+      <w:r>
+        <w:rPr>
+          <w:color w:val="333333"/>
+          <w:sz w:val="19"/>
+          <w:szCs w:val="19"/>
+        </w:rPr>
+        <w:t xml:space="preserve"> 는 되도록 쓰지 마세요. 한 번 쓰면 그 값을 이기기 위해 </w:t>
+      </w:r>
+      <w:proofErr w:type="gramStart"/>
+      <w:r>
+        <w:rPr>
+          <w:color w:val="333333"/>
+          <w:sz w:val="19"/>
+          <w:szCs w:val="19"/>
+        </w:rPr>
+        <w:t>또 !important</w:t>
+      </w:r>
+      <w:proofErr w:type="gramEnd"/>
+      <w:r>
+        <w:rPr>
+          <w:color w:val="333333"/>
+          <w:sz w:val="19"/>
+          <w:szCs w:val="19"/>
+        </w:rPr>
+        <w:t xml:space="preserve"> 를 쓰게 되고, 결국 아무도 못 고치는 CSS 가 됩니다. 대신 F12 → Elements 에서 어떤 규칙이 이기고 있는지 먼저 확인하세요. 진 규칙에는 </w:t>
+      </w:r>
+      <w:proofErr w:type="spellStart"/>
+      <w:r>
+        <w:rPr>
+          <w:color w:val="333333"/>
+          <w:sz w:val="19"/>
+          <w:szCs w:val="19"/>
+        </w:rPr>
+        <w:t>취소선이</w:t>
+      </w:r>
+      <w:proofErr w:type="spellEnd"/>
+      <w:r>
+        <w:rPr>
+          <w:color w:val="333333"/>
+          <w:sz w:val="19"/>
+          <w:szCs w:val="19"/>
+        </w:rPr>
+        <w:t xml:space="preserve"> 그어져 있습니다.</w:t>
       </w:r>
     </w:p>
     <w:p>
@@ -3611,13 +4404,23 @@
         <w:spacing w:after="160" w:line="290" w:lineRule="auto"/>
         <w:ind w:left="150" w:right="150"/>
       </w:pPr>
+      <w:proofErr w:type="spellStart"/>
       <w:r>
         <w:rPr>
           <w:color w:val="333333"/>
           <w:sz w:val="19"/>
           <w:szCs w:val="19"/>
         </w:rPr>
-        <w:t>취소선이 그어진 속성이 무엇에 밀렸는지 위쪽 규칙에서 찾을 수 있다.</w:t>
+        <w:t>취소선이</w:t>
+      </w:r>
+      <w:proofErr w:type="spellEnd"/>
+      <w:r>
+        <w:rPr>
+          <w:color w:val="333333"/>
+          <w:sz w:val="19"/>
+          <w:szCs w:val="19"/>
+        </w:rPr>
+        <w:t xml:space="preserve"> 그어진 속성이 무엇에 밀렸는지 위쪽 규칙에서 찾을 수 있다.</w:t>
       </w:r>
     </w:p>
     <w:p>
@@ -3645,7 +4448,25 @@
           <w:sz w:val="19"/>
           <w:szCs w:val="19"/>
         </w:rPr>
-        <w:t>CSS 가 하나도 안 먹는다 → 점(.)이나 샵(#)을 빠뜨렸거나, 클래스 이름 철자·대소문자가 다릅니다.</w:t>
+        <w:t>CSS 가 하나도 안 먹는다 → 점(.)이나 샵(#)을 빠뜨렸거나, 클래스 이름 철자·</w:t>
+      </w:r>
+      <w:proofErr w:type="spellStart"/>
+      <w:r>
+        <w:rPr>
+          <w:color w:val="333333"/>
+          <w:sz w:val="19"/>
+          <w:szCs w:val="19"/>
+        </w:rPr>
+        <w:t>대소문자가</w:t>
+      </w:r>
+      <w:proofErr w:type="spellEnd"/>
+      <w:r>
+        <w:rPr>
+          <w:color w:val="333333"/>
+          <w:sz w:val="19"/>
+          <w:szCs w:val="19"/>
+        </w:rPr>
+        <w:t xml:space="preserve"> 다릅니다.</w:t>
       </w:r>
     </w:p>
     <w:p>
@@ -3663,7 +4484,25 @@
           <w:sz w:val="19"/>
           <w:szCs w:val="19"/>
         </w:rPr>
-        <w:t>특정 속성만 안 먹는다 → 우선순위에 밀린 것입니다. Elements 탭에서 취소선을 찾으세요.</w:t>
+        <w:t xml:space="preserve">특정 속성만 안 먹는다 → 우선순위에 밀린 것입니다. Elements 탭에서 </w:t>
+      </w:r>
+      <w:proofErr w:type="spellStart"/>
+      <w:r>
+        <w:rPr>
+          <w:color w:val="333333"/>
+          <w:sz w:val="19"/>
+          <w:szCs w:val="19"/>
+        </w:rPr>
+        <w:t>취소선을</w:t>
+      </w:r>
+      <w:proofErr w:type="spellEnd"/>
+      <w:r>
+        <w:rPr>
+          <w:color w:val="333333"/>
+          <w:sz w:val="19"/>
+          <w:szCs w:val="19"/>
+        </w:rPr>
+        <w:t xml:space="preserve"> 찾으세요.</w:t>
       </w:r>
     </w:p>
     <w:p>
@@ -3675,13 +4514,23 @@
         <w:spacing w:after="160" w:line="290" w:lineRule="auto"/>
         <w:ind w:left="150" w:right="150"/>
       </w:pPr>
+      <w:proofErr w:type="spellStart"/>
       <w:r>
         <w:rPr>
           <w:color w:val="333333"/>
           <w:sz w:val="19"/>
           <w:szCs w:val="19"/>
         </w:rPr>
-        <w:t>선택자에 한글을 썼다 → 클래스 이름은 영문으로 짓습니다.</w:t>
+        <w:t>선택자에</w:t>
+      </w:r>
+      <w:proofErr w:type="spellEnd"/>
+      <w:r>
+        <w:rPr>
+          <w:color w:val="333333"/>
+          <w:sz w:val="19"/>
+          <w:szCs w:val="19"/>
+        </w:rPr>
+        <w:t xml:space="preserve"> 한글을 썼다 → 클래스 이름은 영문으로 짓습니다.</w:t>
       </w:r>
     </w:p>
     <w:p>
@@ -3701,7 +4550,18 @@
           <w:sz w:val="19"/>
           <w:szCs w:val="19"/>
         </w:rPr>
-        <w:t xml:space="preserve">■ 미니 과제   </w:t>
+        <w:t xml:space="preserve">■ 미니 </w:t>
+      </w:r>
+      <w:proofErr w:type="gramStart"/>
+      <w:r>
+        <w:rPr>
+          <w:b/>
+          <w:bCs/>
+          <w:color w:val="5B2E82"/>
+          <w:sz w:val="19"/>
+          <w:szCs w:val="19"/>
+        </w:rPr>
+        <w:t xml:space="preserve">과제   </w:t>
       </w:r>
       <w:r>
         <w:rPr>
@@ -3709,7 +4569,34 @@
           <w:sz w:val="19"/>
           <w:szCs w:val="19"/>
         </w:rPr>
-        <w:t>.card 와 div.card 와 #main .card 를 각각 만들어 서로 다른 배경색을 준 뒤, 어떤 색이 이기는지 확인해 보세요. 우선순위가 한 번에 이해됩니다.</w:t>
+        <w:t>.card</w:t>
+      </w:r>
+      <w:proofErr w:type="gramEnd"/>
+      <w:r>
+        <w:rPr>
+          <w:color w:val="333333"/>
+          <w:sz w:val="19"/>
+          <w:szCs w:val="19"/>
+        </w:rPr>
+        <w:t xml:space="preserve"> 와 </w:t>
+      </w:r>
+      <w:proofErr w:type="spellStart"/>
+      <w:r>
+        <w:rPr>
+          <w:color w:val="333333"/>
+          <w:sz w:val="19"/>
+          <w:szCs w:val="19"/>
+        </w:rPr>
+        <w:t>div.card</w:t>
+      </w:r>
+      <w:proofErr w:type="spellEnd"/>
+      <w:r>
+        <w:rPr>
+          <w:color w:val="333333"/>
+          <w:sz w:val="19"/>
+          <w:szCs w:val="19"/>
+        </w:rPr>
+        <w:t xml:space="preserve"> 와 #main .card 를 각각 만들어 서로 다른 배경색을 준 뒤, 어떤 색이 이기는지 확인해 보세요. 우선순위가 한 번에 이해됩니다.</w:t>
       </w:r>
     </w:p>
     <w:p>
@@ -3834,7 +4721,25 @@
           <w:sz w:val="17"/>
           <w:szCs w:val="17"/>
         </w:rPr>
-        <w:t>|  |  |       content          |  | |   &lt;-- 글자, 이미지</w:t>
+        <w:t xml:space="preserve">|  |  </w:t>
+      </w:r>
+      <w:proofErr w:type="gramStart"/>
+      <w:r>
+        <w:rPr>
+          <w:rFonts w:ascii="Consolas" w:eastAsia="Consolas" w:hAnsi="Consolas" w:cs="Consolas"/>
+          <w:sz w:val="17"/>
+          <w:szCs w:val="17"/>
+        </w:rPr>
+        <w:t>|       content</w:t>
+      </w:r>
+      <w:proofErr w:type="gramEnd"/>
+      <w:r>
+        <w:rPr>
+          <w:rFonts w:ascii="Consolas" w:eastAsia="Consolas" w:hAnsi="Consolas" w:cs="Consolas"/>
+          <w:sz w:val="17"/>
+          <w:szCs w:val="17"/>
+        </w:rPr>
+        <w:t xml:space="preserve">          |  | |   &lt;-- 글자, 이미지</w:t>
       </w:r>
     </w:p>
     <w:p>
@@ -4067,6 +4972,7 @@
             <w:pPr>
               <w:spacing w:line="260" w:lineRule="auto"/>
             </w:pPr>
+            <w:proofErr w:type="spellStart"/>
             <w:r>
               <w:rPr>
                 <w:sz w:val="18"/>
@@ -4074,6 +4980,7 @@
               </w:rPr>
               <w:t>칠해짐</w:t>
             </w:r>
+            <w:proofErr w:type="spellEnd"/>
           </w:p>
         </w:tc>
       </w:tr>
@@ -4144,6 +5051,7 @@
             <w:pPr>
               <w:spacing w:line="260" w:lineRule="auto"/>
             </w:pPr>
+            <w:proofErr w:type="spellStart"/>
             <w:r>
               <w:rPr>
                 <w:sz w:val="18"/>
@@ -4151,6 +5059,7 @@
               </w:rPr>
               <w:t>칠해짐</w:t>
             </w:r>
+            <w:proofErr w:type="spellEnd"/>
           </w:p>
         </w:tc>
       </w:tr>
@@ -4878,7 +5787,25 @@
           <w:sz w:val="19"/>
           <w:szCs w:val="19"/>
         </w:rPr>
-        <w:t>이 한 줄을 CSS 맨 위에 * 선택자로 한 번만 써 두면 이후 모든 계산이 직관적으로 맞아떨어집니다. 본 교재 실습 1-1이 이것부터 시작하는 이유입니다. 실무 프로젝트도 거의 예외 없이 이 설정으로 시작합니다.</w:t>
+        <w:t xml:space="preserve">이 한 줄을 CSS 맨 위에 * </w:t>
+      </w:r>
+      <w:proofErr w:type="spellStart"/>
+      <w:r>
+        <w:rPr>
+          <w:color w:val="333333"/>
+          <w:sz w:val="19"/>
+          <w:szCs w:val="19"/>
+        </w:rPr>
+        <w:t>선택자로</w:t>
+      </w:r>
+      <w:proofErr w:type="spellEnd"/>
+      <w:r>
+        <w:rPr>
+          <w:color w:val="333333"/>
+          <w:sz w:val="19"/>
+          <w:szCs w:val="19"/>
+        </w:rPr>
+        <w:t xml:space="preserve"> 한 번만 써 두면 이후 모든 계산이 직관적으로 맞아떨어집니다. 본 교재 실습 1-1이 이것부터 시작하는 이유입니다. 실무 프로젝트도 거의 예외 없이 이 설정으로 시작합니다.</w:t>
       </w:r>
     </w:p>
     <w:p>
@@ -5001,7 +5928,15 @@
         <w:spacing w:after="80"/>
       </w:pPr>
       <w:r>
-        <w:t>브라우저는 body 에 8px 여백을, h1 과 p 에 위아래 여백을, ul 에 왼쪽 여백을 기본으로 넣습니다. 이걸 지우지 않으면 헤더가 화면 끝에 딱 붙지 않고 흰 줄이 보입니다. 실습 1-2의 "상단 바 위에 흰 줄이 보인다"는 오류가 이것입니다.</w:t>
+        <w:t xml:space="preserve">브라우저는 body 에 8px 여백을, h1 과 p 에 위아래 여백을, </w:t>
+      </w:r>
+      <w:proofErr w:type="spellStart"/>
+      <w:r>
+        <w:t>ul</w:t>
+      </w:r>
+      <w:proofErr w:type="spellEnd"/>
+      <w:r>
+        <w:t xml:space="preserve"> 에 왼쪽 여백을 기본으로 넣습니다. 이걸 지우지 않으면 헤더가 화면 끝에 딱 붙지 않고 흰 줄이 보입니다. 실습 1-2의 "상단 바 위에 흰 줄이 보인다"는 오류가 이것입니다.</w:t>
       </w:r>
     </w:p>
     <w:p>
@@ -5075,7 +6010,25 @@
           <w:sz w:val="19"/>
           <w:szCs w:val="19"/>
         </w:rPr>
-        <w:t>어떤 요소에 width: 200px; padding: 30px; border: 5px solid red; 를 주고, box-sizing 을 content-box 와 border-box 로 번갈아 바꿔보세요. Elements 탭의 박스 모델 그림에서 숫자가 어떻게 달라지는지 확인하세요.</w:t>
+        <w:t xml:space="preserve">어떤 요소에 width: 200px; padding: 30px; border: 5px solid red; </w:t>
+      </w:r>
+      <w:proofErr w:type="spellStart"/>
+      <w:r>
+        <w:rPr>
+          <w:color w:val="333333"/>
+          <w:sz w:val="19"/>
+          <w:szCs w:val="19"/>
+        </w:rPr>
+        <w:t>를</w:t>
+      </w:r>
+      <w:proofErr w:type="spellEnd"/>
+      <w:r>
+        <w:rPr>
+          <w:color w:val="333333"/>
+          <w:sz w:val="19"/>
+          <w:szCs w:val="19"/>
+        </w:rPr>
+        <w:t xml:space="preserve"> 주고, box-sizing 을 content-box 와 border-box 로 번갈아 바꿔보세요. Elements 탭의 박스 모델 그림에서 숫자가 어떻게 달라지는지 확인하세요.</w:t>
       </w:r>
     </w:p>
     <w:p>
@@ -5103,7 +6056,15 @@
         <w:spacing w:after="80"/>
       </w:pPr>
       <w:r>
-        <w:t>어떤 요소를 어떻게 배치할지는 거의 전부 display 값이 결정합니다. 배치가 뜻대로 안 될 때 가장 먼저 확인할 속성입니다.</w:t>
+        <w:t xml:space="preserve">어떤 요소를 어떻게 </w:t>
+      </w:r>
+      <w:proofErr w:type="spellStart"/>
+      <w:r>
+        <w:t>배치할지는</w:t>
+      </w:r>
+      <w:proofErr w:type="spellEnd"/>
+      <w:r>
+        <w:t xml:space="preserve"> 거의 전부 display 값이 결정합니다. 배치가 뜻대로 안 될 때 가장 먼저 확인할 속성입니다.</w:t>
       </w:r>
     </w:p>
     <w:tbl>
@@ -5441,7 +6402,23 @@
                 <w:sz w:val="18"/>
                 <w:szCs w:val="18"/>
               </w:rPr>
-              <w:t>버튼처럼 나란하되 크기를 정하고 싶을 때</w:t>
+              <w:t xml:space="preserve">버튼처럼 </w:t>
+            </w:r>
+            <w:proofErr w:type="spellStart"/>
+            <w:r>
+              <w:rPr>
+                <w:sz w:val="18"/>
+                <w:szCs w:val="18"/>
+              </w:rPr>
+              <w:t>나란하되</w:t>
+            </w:r>
+            <w:proofErr w:type="spellEnd"/>
+            <w:r>
+              <w:rPr>
+                <w:sz w:val="18"/>
+                <w:szCs w:val="18"/>
+              </w:rPr>
+              <w:t xml:space="preserve"> 크기를 정하고 싶을 때</w:t>
             </w:r>
           </w:p>
         </w:tc>
@@ -5843,7 +6820,43 @@
           <w:sz w:val="17"/>
           <w:szCs w:val="17"/>
         </w:rPr>
-        <w:t xml:space="preserve">    &lt;nav&gt;...&lt;/nav&gt;          &lt;-- 자식</w:t>
+        <w:t xml:space="preserve">    &lt;</w:t>
+      </w:r>
+      <w:proofErr w:type="spellStart"/>
+      <w:r>
+        <w:rPr>
+          <w:rFonts w:ascii="Consolas" w:eastAsia="Consolas" w:hAnsi="Consolas" w:cs="Consolas"/>
+          <w:sz w:val="17"/>
+          <w:szCs w:val="17"/>
+        </w:rPr>
+        <w:t>nav</w:t>
+      </w:r>
+      <w:proofErr w:type="spellEnd"/>
+      <w:r>
+        <w:rPr>
+          <w:rFonts w:ascii="Consolas" w:eastAsia="Consolas" w:hAnsi="Consolas" w:cs="Consolas"/>
+          <w:sz w:val="17"/>
+          <w:szCs w:val="17"/>
+        </w:rPr>
+        <w:t>&gt;...&lt;/</w:t>
+      </w:r>
+      <w:proofErr w:type="spellStart"/>
+      <w:r>
+        <w:rPr>
+          <w:rFonts w:ascii="Consolas" w:eastAsia="Consolas" w:hAnsi="Consolas" w:cs="Consolas"/>
+          <w:sz w:val="17"/>
+          <w:szCs w:val="17"/>
+        </w:rPr>
+        <w:t>nav</w:t>
+      </w:r>
+      <w:proofErr w:type="spellEnd"/>
+      <w:r>
+        <w:rPr>
+          <w:rFonts w:ascii="Consolas" w:eastAsia="Consolas" w:hAnsi="Consolas" w:cs="Consolas"/>
+          <w:sz w:val="17"/>
+          <w:szCs w:val="17"/>
+        </w:rPr>
+        <w:t>&gt;          &lt;-- 자식</w:t>
       </w:r>
     </w:p>
     <w:p>
@@ -5883,13 +6896,23 @@
         <w:spacing w:line="250" w:lineRule="auto"/>
         <w:ind w:left="180" w:right="180"/>
       </w:pPr>
-      <w:r>
-        <w:rPr>
-          <w:rFonts w:ascii="Consolas" w:eastAsia="Consolas" w:hAnsi="Consolas" w:cs="Consolas"/>
-          <w:sz w:val="17"/>
-          <w:szCs w:val="17"/>
-        </w:rPr>
-        <w:t>.header {</w:t>
+      <w:proofErr w:type="gramStart"/>
+      <w:r>
+        <w:rPr>
+          <w:rFonts w:ascii="Consolas" w:eastAsia="Consolas" w:hAnsi="Consolas" w:cs="Consolas"/>
+          <w:sz w:val="17"/>
+          <w:szCs w:val="17"/>
+        </w:rPr>
+        <w:t>.header</w:t>
+      </w:r>
+      <w:proofErr w:type="gramEnd"/>
+      <w:r>
+        <w:rPr>
+          <w:rFonts w:ascii="Consolas" w:eastAsia="Consolas" w:hAnsi="Consolas" w:cs="Consolas"/>
+          <w:sz w:val="17"/>
+          <w:szCs w:val="17"/>
+        </w:rPr>
+        <w:t xml:space="preserve"> {</w:t>
       </w:r>
     </w:p>
     <w:p>
@@ -5988,7 +7011,25 @@
           <w:bCs/>
           <w:color w:val="1F3864"/>
         </w:rPr>
-        <w:t>핵심 두 개 : justify-content 와 align-items</w:t>
+        <w:t xml:space="preserve">핵심 두 </w:t>
+      </w:r>
+      <w:proofErr w:type="gramStart"/>
+      <w:r>
+        <w:rPr>
+          <w:b/>
+          <w:bCs/>
+          <w:color w:val="1F3864"/>
+        </w:rPr>
+        <w:t>개 :</w:t>
+      </w:r>
+      <w:proofErr w:type="gramEnd"/>
+      <w:r>
+        <w:rPr>
+          <w:b/>
+          <w:bCs/>
+          <w:color w:val="1F3864"/>
+        </w:rPr>
+        <w:t xml:space="preserve"> justify-content 와 align-items</w:t>
       </w:r>
     </w:p>
     <w:p>
@@ -6340,7 +7381,23 @@
                 <w:sz w:val="18"/>
                 <w:szCs w:val="18"/>
               </w:rPr>
-              <w:t>각 아이템 양옆에 같은 여백</w:t>
+              <w:t xml:space="preserve">각 아이템 </w:t>
+            </w:r>
+            <w:proofErr w:type="spellStart"/>
+            <w:r>
+              <w:rPr>
+                <w:sz w:val="18"/>
+                <w:szCs w:val="18"/>
+              </w:rPr>
+              <w:t>양옆에</w:t>
+            </w:r>
+            <w:proofErr w:type="spellEnd"/>
+            <w:r>
+              <w:rPr>
+                <w:sz w:val="18"/>
+                <w:szCs w:val="18"/>
+              </w:rPr>
+              <w:t xml:space="preserve"> 같은 여백</w:t>
             </w:r>
           </w:p>
         </w:tc>
@@ -6586,8 +7643,17 @@
                 <w:sz w:val="18"/>
                 <w:szCs w:val="18"/>
               </w:rPr>
-              <w:t>세로 정중앙</w:t>
-            </w:r>
+              <w:t xml:space="preserve">세로 </w:t>
+            </w:r>
+            <w:proofErr w:type="spellStart"/>
+            <w:r>
+              <w:rPr>
+                <w:sz w:val="18"/>
+                <w:szCs w:val="18"/>
+              </w:rPr>
+              <w:t>정중앙</w:t>
+            </w:r>
+            <w:proofErr w:type="spellEnd"/>
           </w:p>
         </w:tc>
       </w:tr>
@@ -6745,7 +7811,23 @@
                 <w:sz w:val="18"/>
                 <w:szCs w:val="18"/>
               </w:rPr>
-              <w:t>글자의 밑선을 맞춤</w:t>
+              <w:t xml:space="preserve">글자의 </w:t>
+            </w:r>
+            <w:proofErr w:type="spellStart"/>
+            <w:r>
+              <w:rPr>
+                <w:sz w:val="18"/>
+                <w:szCs w:val="18"/>
+              </w:rPr>
+              <w:t>밑선을</w:t>
+            </w:r>
+            <w:proofErr w:type="spellEnd"/>
+            <w:r>
+              <w:rPr>
+                <w:sz w:val="18"/>
+                <w:szCs w:val="18"/>
+              </w:rPr>
+              <w:t xml:space="preserve"> 맞춤</w:t>
             </w:r>
           </w:p>
         </w:tc>
@@ -6772,13 +7854,23 @@
         </w:rPr>
         <w:t xml:space="preserve">5-3 </w:t>
       </w:r>
+      <w:proofErr w:type="spellStart"/>
       <w:r>
         <w:rPr>
           <w:b/>
           <w:bCs/>
           <w:color w:val="1F3864"/>
         </w:rPr>
-        <w:t>외워둘 세 줄</w:t>
+        <w:t>외워둘</w:t>
+      </w:r>
+      <w:proofErr w:type="spellEnd"/>
+      <w:r>
+        <w:rPr>
+          <w:b/>
+          <w:bCs/>
+          <w:color w:val="1F3864"/>
+        </w:rPr>
+        <w:t xml:space="preserve"> 세 줄</w:t>
       </w:r>
     </w:p>
     <w:p>
@@ -6860,7 +7952,25 @@
           <w:sz w:val="19"/>
           <w:szCs w:val="19"/>
         </w:rPr>
-        <w:t>이 세 줄이면 자식이 가로·세로 모두 정중앙에 놓입니다. 본 교재에서만 히어로 영역(1-3), 네비게이션 바(2-2), 카드 이미지 영역(2-5) 세 번 나옵니다. 통째로 외워 두면 평생 씁니다.</w:t>
+        <w:t xml:space="preserve">이 세 줄이면 자식이 가로·세로 모두 </w:t>
+      </w:r>
+      <w:proofErr w:type="spellStart"/>
+      <w:r>
+        <w:rPr>
+          <w:color w:val="333333"/>
+          <w:sz w:val="19"/>
+          <w:szCs w:val="19"/>
+        </w:rPr>
+        <w:t>정중앙에</w:t>
+      </w:r>
+      <w:proofErr w:type="spellEnd"/>
+      <w:r>
+        <w:rPr>
+          <w:color w:val="333333"/>
+          <w:sz w:val="19"/>
+          <w:szCs w:val="19"/>
+        </w:rPr>
+        <w:t xml:space="preserve"> 놓입니다. 본 교재에서만 히어로 영역(1-3), 네비게이션 바(2-2), 카드 이미지 영역(2-5) 세 번 나옵니다. 통째로 외워 두면 평생 씁니다.</w:t>
       </w:r>
     </w:p>
     <w:p>
@@ -7214,7 +8324,25 @@
           <w:sz w:val="19"/>
           <w:szCs w:val="19"/>
         </w:rPr>
-        <w:t>flex-direction: column 을 주면 주축이 세로로 바뀌므로 justify-content 가 세로 정렬, align-items 가 가로 정렬을 맡게 됩니다. "분명히 맞게 썼는데 반대로 동작한다"면 이 값을 확인하세요. 본 교재 실습 3-3의 .form-group 이 column 을 쓰는 예입니다.</w:t>
+        <w:t>flex-direction: column 을 주면 주축이 세로로 바뀌므로 justify-content 가 세로 정렬, align-items 가 가로 정렬을 맡게 됩니다. "분명히 맞게 썼는데 반대로 동작한다"면 이 값을 확인하세요. 본 교재 실습 3-</w:t>
+      </w:r>
+      <w:proofErr w:type="gramStart"/>
+      <w:r>
+        <w:rPr>
+          <w:color w:val="333333"/>
+          <w:sz w:val="19"/>
+          <w:szCs w:val="19"/>
+        </w:rPr>
+        <w:t>3의 .form</w:t>
+      </w:r>
+      <w:proofErr w:type="gramEnd"/>
+      <w:r>
+        <w:rPr>
+          <w:color w:val="333333"/>
+          <w:sz w:val="19"/>
+          <w:szCs w:val="19"/>
+        </w:rPr>
+        <w:t>-group 이 column 을 쓰는 예입니다.</w:t>
       </w:r>
     </w:p>
     <w:p>
@@ -7296,7 +8424,25 @@
           <w:sz w:val="19"/>
           <w:szCs w:val="19"/>
         </w:rPr>
-        <w:t>아이템이 한 줄에 삐져나온다 → flex-wrap: wrap 이 빠졌습니다.</w:t>
+        <w:t xml:space="preserve">아이템이 한 줄에 </w:t>
+      </w:r>
+      <w:proofErr w:type="spellStart"/>
+      <w:r>
+        <w:rPr>
+          <w:color w:val="333333"/>
+          <w:sz w:val="19"/>
+          <w:szCs w:val="19"/>
+        </w:rPr>
+        <w:t>삐져나온다</w:t>
+      </w:r>
+      <w:proofErr w:type="spellEnd"/>
+      <w:r>
+        <w:rPr>
+          <w:color w:val="333333"/>
+          <w:sz w:val="19"/>
+          <w:szCs w:val="19"/>
+        </w:rPr>
+        <w:t xml:space="preserve"> → flex-wrap: wrap 이 빠졌습니다.</w:t>
       </w:r>
     </w:p>
     <w:p>
@@ -7381,13 +8527,23 @@
         <w:spacing w:before="120" w:line="250" w:lineRule="auto"/>
         <w:ind w:left="180" w:right="180"/>
       </w:pPr>
-      <w:r>
-        <w:rPr>
-          <w:rFonts w:ascii="Consolas" w:eastAsia="Consolas" w:hAnsi="Consolas" w:cs="Consolas"/>
-          <w:sz w:val="17"/>
-          <w:szCs w:val="17"/>
-        </w:rPr>
-        <w:t>.project-container {</w:t>
+      <w:proofErr w:type="gramStart"/>
+      <w:r>
+        <w:rPr>
+          <w:rFonts w:ascii="Consolas" w:eastAsia="Consolas" w:hAnsi="Consolas" w:cs="Consolas"/>
+          <w:sz w:val="17"/>
+          <w:szCs w:val="17"/>
+        </w:rPr>
+        <w:t>.project</w:t>
+      </w:r>
+      <w:proofErr w:type="gramEnd"/>
+      <w:r>
+        <w:rPr>
+          <w:rFonts w:ascii="Consolas" w:eastAsia="Consolas" w:hAnsi="Consolas" w:cs="Consolas"/>
+          <w:sz w:val="17"/>
+          <w:szCs w:val="17"/>
+        </w:rPr>
+        <w:t>-container {</w:t>
       </w:r>
     </w:p>
     <w:p>
@@ -7423,7 +8579,25 @@
           <w:sz w:val="17"/>
           <w:szCs w:val="17"/>
         </w:rPr>
-        <w:t xml:space="preserve">    grid-template-columns: repeat(3, 1fr);</w:t>
+        <w:t xml:space="preserve">    grid-template-columns: </w:t>
+      </w:r>
+      <w:proofErr w:type="gramStart"/>
+      <w:r>
+        <w:rPr>
+          <w:rFonts w:ascii="Consolas" w:eastAsia="Consolas" w:hAnsi="Consolas" w:cs="Consolas"/>
+          <w:sz w:val="17"/>
+          <w:szCs w:val="17"/>
+        </w:rPr>
+        <w:t>repeat(</w:t>
+      </w:r>
+      <w:proofErr w:type="gramEnd"/>
+      <w:r>
+        <w:rPr>
+          <w:rFonts w:ascii="Consolas" w:eastAsia="Consolas" w:hAnsi="Consolas" w:cs="Consolas"/>
+          <w:sz w:val="17"/>
+          <w:szCs w:val="17"/>
+        </w:rPr>
+        <w:t>3, 1fr);</w:t>
       </w:r>
     </w:p>
     <w:p>
@@ -7467,7 +8641,15 @@
         <w:spacing w:after="80"/>
       </w:pPr>
       <w:r>
-        <w:t>Flexbox 와 마찬가지로 display: grid 는 부모에 씁니다. 그 다음 grid-template-columns 로 세로 칸(열)을 몇 개, 어떤 비율로 나눌지 정하면 자식들이 알아서 왼쪽 위부터 채워집니다. 줄바꿈은 자동입니다.</w:t>
+        <w:t xml:space="preserve">Flexbox 와 마찬가지로 display: grid 는 부모에 씁니다. 그 다음 grid-template-columns 로 세로 칸(열)을 몇 개, 어떤 비율로 나눌지 정하면 자식들이 알아서 왼쪽 위부터 채워집니다. </w:t>
+      </w:r>
+      <w:proofErr w:type="spellStart"/>
+      <w:r>
+        <w:t>줄바꿈은</w:t>
+      </w:r>
+      <w:proofErr w:type="spellEnd"/>
+      <w:r>
+        <w:t xml:space="preserve"> 자동입니다.</w:t>
       </w:r>
     </w:p>
     <w:p>
@@ -7486,21 +8668,44 @@
         </w:rPr>
         <w:t xml:space="preserve">6-2 </w:t>
       </w:r>
+      <w:proofErr w:type="spellStart"/>
       <w:r>
         <w:rPr>
           <w:b/>
           <w:bCs/>
           <w:color w:val="1F3864"/>
         </w:rPr>
-        <w:t>fr 단위</w:t>
+        <w:t>fr</w:t>
+      </w:r>
+      <w:proofErr w:type="spellEnd"/>
+      <w:r>
+        <w:rPr>
+          <w:b/>
+          <w:bCs/>
+          <w:color w:val="1F3864"/>
+        </w:rPr>
+        <w:t xml:space="preserve"> 단위</w:t>
       </w:r>
     </w:p>
     <w:p>
       <w:pPr>
         <w:spacing w:after="80"/>
       </w:pPr>
-      <w:r>
-        <w:t>fr 은 fraction(비율)의 약자로, 남는 공간을 나누는 단위입니다. px 과 달리 창 크기가 바뀌어도 브라우저가 알아서 다시 계산합니다.</w:t>
+      <w:proofErr w:type="spellStart"/>
+      <w:r>
+        <w:t>fr</w:t>
+      </w:r>
+      <w:proofErr w:type="spellEnd"/>
+      <w:r>
+        <w:t xml:space="preserve"> 은 fraction(비율)의 약자로, 남는 공간을 나누는 단위입니다. </w:t>
+      </w:r>
+      <w:proofErr w:type="spellStart"/>
+      <w:r>
+        <w:t>px</w:t>
+      </w:r>
+      <w:proofErr w:type="spellEnd"/>
+      <w:r>
+        <w:t xml:space="preserve"> 과 달리 창 크기가 바뀌어도 브라우저가 알아서 다시 계산합니다.</w:t>
       </w:r>
     </w:p>
     <w:p>
@@ -7518,7 +8723,25 @@
           <w:sz w:val="17"/>
           <w:szCs w:val="17"/>
         </w:rPr>
-        <w:t>grid-template-columns: 1fr 1fr;          /* 반반 */</w:t>
+        <w:t xml:space="preserve">grid-template-columns: 1fr </w:t>
+      </w:r>
+      <w:proofErr w:type="spellStart"/>
+      <w:r>
+        <w:rPr>
+          <w:rFonts w:ascii="Consolas" w:eastAsia="Consolas" w:hAnsi="Consolas" w:cs="Consolas"/>
+          <w:sz w:val="17"/>
+          <w:szCs w:val="17"/>
+        </w:rPr>
+        <w:t>1fr</w:t>
+      </w:r>
+      <w:proofErr w:type="spellEnd"/>
+      <w:r>
+        <w:rPr>
+          <w:rFonts w:ascii="Consolas" w:eastAsia="Consolas" w:hAnsi="Consolas" w:cs="Consolas"/>
+          <w:sz w:val="17"/>
+          <w:szCs w:val="17"/>
+        </w:rPr>
+        <w:t>;          /* 반반 */</w:t>
       </w:r>
     </w:p>
     <w:p>
@@ -7554,7 +8777,43 @@
           <w:sz w:val="17"/>
           <w:szCs w:val="17"/>
         </w:rPr>
-        <w:t>grid-template-columns: repeat(3, 1fr);   /* 1fr 1fr 1fr 과 같음 */</w:t>
+        <w:t xml:space="preserve">grid-template-columns: repeat(3, 1fr);   /* 1fr </w:t>
+      </w:r>
+      <w:proofErr w:type="spellStart"/>
+      <w:r>
+        <w:rPr>
+          <w:rFonts w:ascii="Consolas" w:eastAsia="Consolas" w:hAnsi="Consolas" w:cs="Consolas"/>
+          <w:sz w:val="17"/>
+          <w:szCs w:val="17"/>
+        </w:rPr>
+        <w:t>1fr</w:t>
+      </w:r>
+      <w:proofErr w:type="spellEnd"/>
+      <w:r>
+        <w:rPr>
+          <w:rFonts w:ascii="Consolas" w:eastAsia="Consolas" w:hAnsi="Consolas" w:cs="Consolas"/>
+          <w:sz w:val="17"/>
+          <w:szCs w:val="17"/>
+        </w:rPr>
+        <w:t xml:space="preserve"> </w:t>
+      </w:r>
+      <w:proofErr w:type="spellStart"/>
+      <w:r>
+        <w:rPr>
+          <w:rFonts w:ascii="Consolas" w:eastAsia="Consolas" w:hAnsi="Consolas" w:cs="Consolas"/>
+          <w:sz w:val="17"/>
+          <w:szCs w:val="17"/>
+        </w:rPr>
+        <w:t>1fr</w:t>
+      </w:r>
+      <w:proofErr w:type="spellEnd"/>
+      <w:r>
+        <w:rPr>
+          <w:rFonts w:ascii="Consolas" w:eastAsia="Consolas" w:hAnsi="Consolas" w:cs="Consolas"/>
+          <w:sz w:val="17"/>
+          <w:szCs w:val="17"/>
+        </w:rPr>
+        <w:t xml:space="preserve"> 과 같음 */</w:t>
       </w:r>
     </w:p>
     <w:p>
@@ -7597,8 +8856,36 @@
           <w:bCs/>
           <w:color w:val="1F3864"/>
         </w:rPr>
-        <w:t>auto-fit 과 minmax — 미디어 쿼리 없는 반응형</w:t>
-      </w:r>
+        <w:t xml:space="preserve">auto-fit 과 </w:t>
+      </w:r>
+      <w:proofErr w:type="spellStart"/>
+      <w:r>
+        <w:rPr>
+          <w:b/>
+          <w:bCs/>
+          <w:color w:val="1F3864"/>
+        </w:rPr>
+        <w:t>minmax</w:t>
+      </w:r>
+      <w:proofErr w:type="spellEnd"/>
+      <w:r>
+        <w:rPr>
+          <w:b/>
+          <w:bCs/>
+          <w:color w:val="1F3864"/>
+        </w:rPr>
+        <w:t xml:space="preserve"> — 미디어 쿼리 없는 </w:t>
+      </w:r>
+      <w:proofErr w:type="spellStart"/>
+      <w:r>
+        <w:rPr>
+          <w:b/>
+          <w:bCs/>
+          <w:color w:val="1F3864"/>
+        </w:rPr>
+        <w:t>반응형</w:t>
+      </w:r>
+      <w:proofErr w:type="spellEnd"/>
     </w:p>
     <w:p>
       <w:pPr>
@@ -7615,7 +8902,43 @@
           <w:sz w:val="17"/>
           <w:szCs w:val="17"/>
         </w:rPr>
-        <w:t>grid-template-columns: repeat(auto-fit, minmax(250px, 1fr));</w:t>
+        <w:t xml:space="preserve">grid-template-columns: </w:t>
+      </w:r>
+      <w:proofErr w:type="gramStart"/>
+      <w:r>
+        <w:rPr>
+          <w:rFonts w:ascii="Consolas" w:eastAsia="Consolas" w:hAnsi="Consolas" w:cs="Consolas"/>
+          <w:sz w:val="17"/>
+          <w:szCs w:val="17"/>
+        </w:rPr>
+        <w:t>repeat(</w:t>
+      </w:r>
+      <w:proofErr w:type="gramEnd"/>
+      <w:r>
+        <w:rPr>
+          <w:rFonts w:ascii="Consolas" w:eastAsia="Consolas" w:hAnsi="Consolas" w:cs="Consolas"/>
+          <w:sz w:val="17"/>
+          <w:szCs w:val="17"/>
+        </w:rPr>
+        <w:t xml:space="preserve">auto-fit, </w:t>
+      </w:r>
+      <w:proofErr w:type="spellStart"/>
+      <w:r>
+        <w:rPr>
+          <w:rFonts w:ascii="Consolas" w:eastAsia="Consolas" w:hAnsi="Consolas" w:cs="Consolas"/>
+          <w:sz w:val="17"/>
+          <w:szCs w:val="17"/>
+        </w:rPr>
+        <w:t>minmax</w:t>
+      </w:r>
+      <w:proofErr w:type="spellEnd"/>
+      <w:r>
+        <w:rPr>
+          <w:rFonts w:ascii="Consolas" w:eastAsia="Consolas" w:hAnsi="Consolas" w:cs="Consolas"/>
+          <w:sz w:val="17"/>
+          <w:szCs w:val="17"/>
+        </w:rPr>
+        <w:t>(250px, 1fr));</w:t>
       </w:r>
     </w:p>
     <w:tbl>
@@ -7771,12 +9094,21 @@
             <w:pPr>
               <w:spacing w:line="260" w:lineRule="auto"/>
             </w:pPr>
-            <w:r>
-              <w:rPr>
-                <w:sz w:val="18"/>
-                <w:szCs w:val="18"/>
-              </w:rPr>
-              <w:t>minmax(250px, 1fr)</w:t>
+            <w:proofErr w:type="spellStart"/>
+            <w:r>
+              <w:rPr>
+                <w:sz w:val="18"/>
+                <w:szCs w:val="18"/>
+              </w:rPr>
+              <w:t>minmax</w:t>
+            </w:r>
+            <w:proofErr w:type="spellEnd"/>
+            <w:r>
+              <w:rPr>
+                <w:sz w:val="18"/>
+                <w:szCs w:val="18"/>
+              </w:rPr>
+              <w:t>(250px, 1fr)</w:t>
             </w:r>
           </w:p>
         </w:tc>
@@ -7897,7 +9229,25 @@
           <w:sz w:val="17"/>
           <w:szCs w:val="17"/>
         </w:rPr>
-        <w:t>중간 화면    [ 이름 ][ 학번 ][ 주소 ]</w:t>
+        <w:t xml:space="preserve">중간 화면    </w:t>
+      </w:r>
+      <w:proofErr w:type="gramStart"/>
+      <w:r>
+        <w:rPr>
+          <w:rFonts w:ascii="Consolas" w:eastAsia="Consolas" w:hAnsi="Consolas" w:cs="Consolas"/>
+          <w:sz w:val="17"/>
+          <w:szCs w:val="17"/>
+        </w:rPr>
+        <w:t>[ 이름</w:t>
+      </w:r>
+      <w:proofErr w:type="gramEnd"/>
+      <w:r>
+        <w:rPr>
+          <w:rFonts w:ascii="Consolas" w:eastAsia="Consolas" w:hAnsi="Consolas" w:cs="Consolas"/>
+          <w:sz w:val="17"/>
+          <w:szCs w:val="17"/>
+        </w:rPr>
+        <w:t xml:space="preserve"> ][ 학번 ][ 주소 ]</w:t>
       </w:r>
     </w:p>
     <w:p>
@@ -7915,7 +9265,25 @@
           <w:sz w:val="17"/>
           <w:szCs w:val="17"/>
         </w:rPr>
-        <w:t>좁은 화면    [  이름  ][  학번  ]</w:t>
+        <w:t xml:space="preserve">좁은 화면    </w:t>
+      </w:r>
+      <w:proofErr w:type="gramStart"/>
+      <w:r>
+        <w:rPr>
+          <w:rFonts w:ascii="Consolas" w:eastAsia="Consolas" w:hAnsi="Consolas" w:cs="Consolas"/>
+          <w:sz w:val="17"/>
+          <w:szCs w:val="17"/>
+        </w:rPr>
+        <w:t>[  이름</w:t>
+      </w:r>
+      <w:proofErr w:type="gramEnd"/>
+      <w:r>
+        <w:rPr>
+          <w:rFonts w:ascii="Consolas" w:eastAsia="Consolas" w:hAnsi="Consolas" w:cs="Consolas"/>
+          <w:sz w:val="17"/>
+          <w:szCs w:val="17"/>
+        </w:rPr>
+        <w:t xml:space="preserve">  ][  학번  ]</w:t>
       </w:r>
     </w:p>
     <w:p>
@@ -7933,7 +9301,25 @@
           <w:sz w:val="17"/>
           <w:szCs w:val="17"/>
         </w:rPr>
-        <w:t>모바일       [     이름     ]</w:t>
+        <w:t xml:space="preserve">모바일       </w:t>
+      </w:r>
+      <w:proofErr w:type="gramStart"/>
+      <w:r>
+        <w:rPr>
+          <w:rFonts w:ascii="Consolas" w:eastAsia="Consolas" w:hAnsi="Consolas" w:cs="Consolas"/>
+          <w:sz w:val="17"/>
+          <w:szCs w:val="17"/>
+        </w:rPr>
+        <w:t>[     이름</w:t>
+      </w:r>
+      <w:proofErr w:type="gramEnd"/>
+      <w:r>
+        <w:rPr>
+          <w:rFonts w:ascii="Consolas" w:eastAsia="Consolas" w:hAnsi="Consolas" w:cs="Consolas"/>
+          <w:sz w:val="17"/>
+          <w:szCs w:val="17"/>
+        </w:rPr>
+        <w:t xml:space="preserve">     ]</w:t>
       </w:r>
     </w:p>
     <w:p>
@@ -7961,7 +9347,43 @@
           <w:sz w:val="19"/>
           <w:szCs w:val="19"/>
         </w:rPr>
-        <w:t>미디어 쿼리를 한 줄도 쓰지 않았는데 반응형이 됩니다. 본 교재 실습 3-3의 .form-grid 가 바로 이 기법입니다. 카드 목록이나 입력 폼처럼 "같은 크기의 것이 여러 개"인 경우 거의 항상 이 한 줄로 해결됩니다.</w:t>
+        <w:t xml:space="preserve">미디어 쿼리를 한 줄도 쓰지 않았는데 </w:t>
+      </w:r>
+      <w:proofErr w:type="spellStart"/>
+      <w:r>
+        <w:rPr>
+          <w:color w:val="333333"/>
+          <w:sz w:val="19"/>
+          <w:szCs w:val="19"/>
+        </w:rPr>
+        <w:t>반응형이</w:t>
+      </w:r>
+      <w:proofErr w:type="spellEnd"/>
+      <w:r>
+        <w:rPr>
+          <w:color w:val="333333"/>
+          <w:sz w:val="19"/>
+          <w:szCs w:val="19"/>
+        </w:rPr>
+        <w:t xml:space="preserve"> 됩니다. 본 교재 실습 3-</w:t>
+      </w:r>
+      <w:proofErr w:type="gramStart"/>
+      <w:r>
+        <w:rPr>
+          <w:color w:val="333333"/>
+          <w:sz w:val="19"/>
+          <w:szCs w:val="19"/>
+        </w:rPr>
+        <w:t>3의 .form</w:t>
+      </w:r>
+      <w:proofErr w:type="gramEnd"/>
+      <w:r>
+        <w:rPr>
+          <w:color w:val="333333"/>
+          <w:sz w:val="19"/>
+          <w:szCs w:val="19"/>
+        </w:rPr>
+        <w:t>-grid 가 바로 이 기법입니다. 카드 목록이나 입력 폼처럼 "같은 크기의 것이 여러 개"인 경우 거의 항상 이 한 줄로 해결됩니다.</w:t>
       </w:r>
     </w:p>
     <w:p>
@@ -8273,6 +9695,7 @@
             <w:pPr>
               <w:spacing w:line="260" w:lineRule="auto"/>
             </w:pPr>
+            <w:proofErr w:type="spellStart"/>
             <w:r>
               <w:rPr>
                 <w:sz w:val="18"/>
@@ -8280,6 +9703,7 @@
               </w:rPr>
               <w:t>줄바꿈</w:t>
             </w:r>
+            <w:proofErr w:type="spellEnd"/>
           </w:p>
         </w:tc>
         <w:tc>
@@ -8529,7 +9953,25 @@
           <w:sz w:val="19"/>
           <w:szCs w:val="19"/>
         </w:rPr>
-        <w:t>Chrome 의 Elements 탭에서 grid 배지를 클릭하면 격자선이 화면에 표시된다.</w:t>
+        <w:t xml:space="preserve">Chrome 의 Elements 탭에서 grid 배지를 클릭하면 </w:t>
+      </w:r>
+      <w:proofErr w:type="spellStart"/>
+      <w:r>
+        <w:rPr>
+          <w:color w:val="333333"/>
+          <w:sz w:val="19"/>
+          <w:szCs w:val="19"/>
+        </w:rPr>
+        <w:t>격자선이</w:t>
+      </w:r>
+      <w:proofErr w:type="spellEnd"/>
+      <w:r>
+        <w:rPr>
+          <w:color w:val="333333"/>
+          <w:sz w:val="19"/>
+          <w:szCs w:val="19"/>
+        </w:rPr>
+        <w:t xml:space="preserve"> 화면에 표시된다.</w:t>
       </w:r>
     </w:p>
     <w:p>
@@ -8557,7 +9999,25 @@
           <w:sz w:val="19"/>
           <w:szCs w:val="19"/>
         </w:rPr>
-        <w:t>repeat(3, 1fr) 을 repeat(auto-fit, minmax(200px, 1fr)) 로 바꾸고 브라우저 창 너비를 천천히 줄여보세요. 열 개수가 4 → 3 → 2 → 1 로 스스로 줄어드는 것을 확인할 수 있습니다.</w:t>
+        <w:t xml:space="preserve">repeat(3, 1fr) 을 repeat(auto-fit, </w:t>
+      </w:r>
+      <w:proofErr w:type="spellStart"/>
+      <w:r>
+        <w:rPr>
+          <w:color w:val="333333"/>
+          <w:sz w:val="19"/>
+          <w:szCs w:val="19"/>
+        </w:rPr>
+        <w:t>minmax</w:t>
+      </w:r>
+      <w:proofErr w:type="spellEnd"/>
+      <w:r>
+        <w:rPr>
+          <w:color w:val="333333"/>
+          <w:sz w:val="19"/>
+          <w:szCs w:val="19"/>
+        </w:rPr>
+        <w:t>(200px, 1fr)) 로 바꾸고 브라우저 창 너비를 천천히 줄여보세요. 열 개수가 4 → 3 → 2 → 1 로 스스로 줄어드는 것을 확인할 수 있습니다.</w:t>
       </w:r>
     </w:p>
     <w:p>
@@ -8733,6 +10193,7 @@
             <w:pPr>
               <w:spacing w:line="260" w:lineRule="auto"/>
             </w:pPr>
+            <w:proofErr w:type="spellStart"/>
             <w:r>
               <w:rPr>
                 <w:sz w:val="18"/>
@@ -8740,6 +10201,7 @@
               </w:rPr>
               <w:t>px</w:t>
             </w:r>
+            <w:proofErr w:type="spellEnd"/>
           </w:p>
         </w:tc>
         <w:tc>
@@ -8964,6 +10426,7 @@
             <w:pPr>
               <w:spacing w:line="260" w:lineRule="auto"/>
             </w:pPr>
+            <w:proofErr w:type="spellStart"/>
             <w:r>
               <w:rPr>
                 <w:sz w:val="18"/>
@@ -8971,6 +10434,7 @@
               </w:rPr>
               <w:t>em</w:t>
             </w:r>
+            <w:proofErr w:type="spellEnd"/>
           </w:p>
         </w:tc>
         <w:tc>
@@ -9041,13 +10505,31 @@
             <w:pPr>
               <w:spacing w:line="260" w:lineRule="auto"/>
             </w:pPr>
-            <w:r>
-              <w:rPr>
-                <w:sz w:val="18"/>
-                <w:szCs w:val="18"/>
-              </w:rPr>
-              <w:t>vw / vh</w:t>
-            </w:r>
+            <w:proofErr w:type="spellStart"/>
+            <w:r>
+              <w:rPr>
+                <w:sz w:val="18"/>
+                <w:szCs w:val="18"/>
+              </w:rPr>
+              <w:t>vw</w:t>
+            </w:r>
+            <w:proofErr w:type="spellEnd"/>
+            <w:r>
+              <w:rPr>
+                <w:sz w:val="18"/>
+                <w:szCs w:val="18"/>
+              </w:rPr>
+              <w:t xml:space="preserve"> / </w:t>
+            </w:r>
+            <w:proofErr w:type="spellStart"/>
+            <w:r>
+              <w:rPr>
+                <w:sz w:val="18"/>
+                <w:szCs w:val="18"/>
+              </w:rPr>
+              <w:t>vh</w:t>
+            </w:r>
+            <w:proofErr w:type="spellEnd"/>
           </w:p>
         </w:tc>
         <w:tc>
@@ -9118,6 +10600,7 @@
             <w:pPr>
               <w:spacing w:line="260" w:lineRule="auto"/>
             </w:pPr>
+            <w:proofErr w:type="spellStart"/>
             <w:r>
               <w:rPr>
                 <w:sz w:val="18"/>
@@ -9125,6 +10608,7 @@
               </w:rPr>
               <w:t>fr</w:t>
             </w:r>
+            <w:proofErr w:type="spellEnd"/>
           </w:p>
         </w:tc>
         <w:tc>
@@ -9207,7 +10691,43 @@
           <w:sz w:val="19"/>
           <w:szCs w:val="19"/>
         </w:rPr>
-        <w:t>본 교재 실습 1-3의 height: 60vh 는 "화면 높이의 60%"라는 뜻입니다. px 로 400px 이라고 쓰면 큰 모니터에서는 작아 보이고 노트북에서는 커 보이지만, vh 로 쓰면 어떤 화면에서도 같은 비율을 차지합니다.</w:t>
+        <w:t xml:space="preserve">본 교재 실습 1-3의 height: 60vh 는 "화면 높이의 60%"라는 뜻입니다. </w:t>
+      </w:r>
+      <w:proofErr w:type="spellStart"/>
+      <w:r>
+        <w:rPr>
+          <w:color w:val="333333"/>
+          <w:sz w:val="19"/>
+          <w:szCs w:val="19"/>
+        </w:rPr>
+        <w:t>px</w:t>
+      </w:r>
+      <w:proofErr w:type="spellEnd"/>
+      <w:r>
+        <w:rPr>
+          <w:color w:val="333333"/>
+          <w:sz w:val="19"/>
+          <w:szCs w:val="19"/>
+        </w:rPr>
+        <w:t xml:space="preserve"> 로 400px 이라고 쓰면 큰 모니터에서는 작아 보이고 노트북에서는 커 보이지만, </w:t>
+      </w:r>
+      <w:proofErr w:type="spellStart"/>
+      <w:r>
+        <w:rPr>
+          <w:color w:val="333333"/>
+          <w:sz w:val="19"/>
+          <w:szCs w:val="19"/>
+        </w:rPr>
+        <w:t>vh</w:t>
+      </w:r>
+      <w:proofErr w:type="spellEnd"/>
+      <w:r>
+        <w:rPr>
+          <w:color w:val="333333"/>
+          <w:sz w:val="19"/>
+          <w:szCs w:val="19"/>
+        </w:rPr>
+        <w:t xml:space="preserve"> 로 쓰면 어떤 화면에서도 같은 비율을 차지합니다.</w:t>
       </w:r>
     </w:p>
     <w:p>
@@ -9235,7 +10755,61 @@
           <w:sz w:val="19"/>
           <w:szCs w:val="19"/>
         </w:rPr>
-        <w:t>rem 과 em 중에는 rem 을 권합니다. em 은 부모의 글자 크기를 기준으로 하기 때문에 요소가 중첩될수록 값이 곱해져서 예측하기 어려워집니다. rem 은 언제나 문서 최상단 기준이라 값이 흔들리지 않습니다.</w:t>
+        <w:t xml:space="preserve">rem 과 </w:t>
+      </w:r>
+      <w:proofErr w:type="spellStart"/>
+      <w:r>
+        <w:rPr>
+          <w:color w:val="333333"/>
+          <w:sz w:val="19"/>
+          <w:szCs w:val="19"/>
+        </w:rPr>
+        <w:t>em</w:t>
+      </w:r>
+      <w:proofErr w:type="spellEnd"/>
+      <w:r>
+        <w:rPr>
+          <w:color w:val="333333"/>
+          <w:sz w:val="19"/>
+          <w:szCs w:val="19"/>
+        </w:rPr>
+        <w:t xml:space="preserve"> 중에는 rem 을 권합니다. </w:t>
+      </w:r>
+      <w:proofErr w:type="spellStart"/>
+      <w:r>
+        <w:rPr>
+          <w:color w:val="333333"/>
+          <w:sz w:val="19"/>
+          <w:szCs w:val="19"/>
+        </w:rPr>
+        <w:t>em</w:t>
+      </w:r>
+      <w:proofErr w:type="spellEnd"/>
+      <w:r>
+        <w:rPr>
+          <w:color w:val="333333"/>
+          <w:sz w:val="19"/>
+          <w:szCs w:val="19"/>
+        </w:rPr>
+        <w:t xml:space="preserve"> 은 부모의 글자 크기를 기준으로 하기 때문에 요소가 중첩될수록 값이 곱해져서 예측하기 어려워집니다. rem 은 언제나 문서 </w:t>
+      </w:r>
+      <w:proofErr w:type="spellStart"/>
+      <w:r>
+        <w:rPr>
+          <w:color w:val="333333"/>
+          <w:sz w:val="19"/>
+          <w:szCs w:val="19"/>
+        </w:rPr>
+        <w:t>최상단</w:t>
+      </w:r>
+      <w:proofErr w:type="spellEnd"/>
+      <w:r>
+        <w:rPr>
+          <w:color w:val="333333"/>
+          <w:sz w:val="19"/>
+          <w:szCs w:val="19"/>
+        </w:rPr>
+        <w:t xml:space="preserve"> 기준이라 값이 흔들리지 않습니다.</w:t>
       </w:r>
     </w:p>
     <w:p>
@@ -9332,7 +10906,25 @@
           <w:sz w:val="17"/>
           <w:szCs w:val="17"/>
         </w:rPr>
-        <w:t>color: rgb(51, 51, 51);          /* 빨강·초록·파랑 각 0~255 */</w:t>
+        <w:t xml:space="preserve">color: </w:t>
+      </w:r>
+      <w:proofErr w:type="spellStart"/>
+      <w:r>
+        <w:rPr>
+          <w:rFonts w:ascii="Consolas" w:eastAsia="Consolas" w:hAnsi="Consolas" w:cs="Consolas"/>
+          <w:sz w:val="17"/>
+          <w:szCs w:val="17"/>
+        </w:rPr>
+        <w:t>rgb</w:t>
+      </w:r>
+      <w:proofErr w:type="spellEnd"/>
+      <w:r>
+        <w:rPr>
+          <w:rFonts w:ascii="Consolas" w:eastAsia="Consolas" w:hAnsi="Consolas" w:cs="Consolas"/>
+          <w:sz w:val="17"/>
+          <w:szCs w:val="17"/>
+        </w:rPr>
+        <w:t>(51, 51, 51);          /* 빨강·초록·파랑 각 0~255 */</w:t>
       </w:r>
     </w:p>
     <w:p>
@@ -9350,15 +10942,46 @@
           <w:sz w:val="17"/>
           <w:szCs w:val="17"/>
         </w:rPr>
-        <w:t>color: rgba(0, 0, 0, 0.1);       /* 마지막은 투명도 0(투명)~1(불투명) */</w:t>
+        <w:t xml:space="preserve">color: </w:t>
+      </w:r>
+      <w:proofErr w:type="spellStart"/>
+      <w:r>
+        <w:rPr>
+          <w:rFonts w:ascii="Consolas" w:eastAsia="Consolas" w:hAnsi="Consolas" w:cs="Consolas"/>
+          <w:sz w:val="17"/>
+          <w:szCs w:val="17"/>
+        </w:rPr>
+        <w:t>rgba</w:t>
+      </w:r>
+      <w:proofErr w:type="spellEnd"/>
+      <w:r>
+        <w:rPr>
+          <w:rFonts w:ascii="Consolas" w:eastAsia="Consolas" w:hAnsi="Consolas" w:cs="Consolas"/>
+          <w:sz w:val="17"/>
+          <w:szCs w:val="17"/>
+        </w:rPr>
+        <w:t>(0, 0, 0, 0.1);       /* 마지막은 투명도 0(투명)~1(불투명) */</w:t>
       </w:r>
     </w:p>
     <w:p>
       <w:pPr>
         <w:spacing w:after="80"/>
       </w:pPr>
-      <w:r>
-        <w:t>#333 처럼 세 자리로 쓰면 각 자리를 두 번 반복한 것과 같습니다(#333333). #fff 는 흰색, #000 은 검정입니다. 값이 클수록 밝아집니다.</w:t>
+      <w:proofErr w:type="gramStart"/>
+      <w:r>
+        <w:t>#333 처럼</w:t>
+      </w:r>
+      <w:proofErr w:type="gramEnd"/>
+      <w:r>
+        <w:t xml:space="preserve"> 세 자리로 쓰면 각 자리를 두 번 반복한 것과 같습니다(#333333). #</w:t>
+      </w:r>
+      <w:proofErr w:type="spellStart"/>
+      <w:r>
+        <w:t>fff</w:t>
+      </w:r>
+      <w:proofErr w:type="spellEnd"/>
+      <w:r>
+        <w:t xml:space="preserve"> 는 흰색, #000 은 검정입니다. 값이 클수록 밝아집니다.</w:t>
       </w:r>
     </w:p>
     <w:p>
@@ -9380,13 +11003,41 @@
         </w:rPr>
         <w:t xml:space="preserve">■ 알아두기   </w:t>
       </w:r>
+      <w:proofErr w:type="spellStart"/>
       <w:r>
         <w:rPr>
           <w:color w:val="333333"/>
           <w:sz w:val="19"/>
           <w:szCs w:val="19"/>
         </w:rPr>
-        <w:t>rgba 의 마지막 값(투명도)은 그림자에서 특히 자주 쓰입니다. rgba(0, 0, 0, 0.1) 은 "검정을 10%만"이라는 뜻이라 아주 은은한 그림자가 됩니다. 실무의 그림자는 대부분 이렇게 매우 옅습니다.</w:t>
+        <w:t>rgba</w:t>
+      </w:r>
+      <w:proofErr w:type="spellEnd"/>
+      <w:r>
+        <w:rPr>
+          <w:color w:val="333333"/>
+          <w:sz w:val="19"/>
+          <w:szCs w:val="19"/>
+        </w:rPr>
+        <w:t xml:space="preserve"> 의 마지막 값(투명도)은 그림자에서 특히 자주 쓰입니다. </w:t>
+      </w:r>
+      <w:proofErr w:type="spellStart"/>
+      <w:r>
+        <w:rPr>
+          <w:color w:val="333333"/>
+          <w:sz w:val="19"/>
+          <w:szCs w:val="19"/>
+        </w:rPr>
+        <w:t>rgba</w:t>
+      </w:r>
+      <w:proofErr w:type="spellEnd"/>
+      <w:r>
+        <w:rPr>
+          <w:color w:val="333333"/>
+          <w:sz w:val="19"/>
+          <w:szCs w:val="19"/>
+        </w:rPr>
+        <w:t>(0, 0, 0, 0.1) 은 "검정을 10%만"이라는 뜻이라 아주 은은한 그림자가 됩니다. 실무의 그림자는 대부분 이렇게 매우 옅습니다.</w:t>
       </w:r>
     </w:p>
     <w:p>
@@ -9414,7 +11065,25 @@
           <w:sz w:val="19"/>
           <w:szCs w:val="19"/>
         </w:rPr>
-        <w:t>글자가 안 보인다 → 배경색과 글자색이 같습니다. 흰 배경에 color: white 를 준 경우가 가장 흔합니다.</w:t>
+        <w:t xml:space="preserve">글자가 안 보인다 → 배경색과 </w:t>
+      </w:r>
+      <w:proofErr w:type="spellStart"/>
+      <w:r>
+        <w:rPr>
+          <w:color w:val="333333"/>
+          <w:sz w:val="19"/>
+          <w:szCs w:val="19"/>
+        </w:rPr>
+        <w:t>글자색이</w:t>
+      </w:r>
+      <w:proofErr w:type="spellEnd"/>
+      <w:r>
+        <w:rPr>
+          <w:color w:val="333333"/>
+          <w:sz w:val="19"/>
+          <w:szCs w:val="19"/>
+        </w:rPr>
+        <w:t xml:space="preserve"> 같습니다. 흰 배경에 color: white 를 준 경우가 가장 흔합니다.</w:t>
       </w:r>
     </w:p>
     <w:p>
@@ -10328,13 +11997,23 @@
         <w:spacing w:before="120" w:line="250" w:lineRule="auto"/>
         <w:ind w:left="180" w:right="180"/>
       </w:pPr>
-      <w:r>
-        <w:rPr>
-          <w:rFonts w:ascii="Consolas" w:eastAsia="Consolas" w:hAnsi="Consolas" w:cs="Consolas"/>
-          <w:sz w:val="17"/>
-          <w:szCs w:val="17"/>
-        </w:rPr>
-        <w:t>.card-content h3 {           /* 제목 : 크고 진하게 */</w:t>
+      <w:proofErr w:type="gramStart"/>
+      <w:r>
+        <w:rPr>
+          <w:rFonts w:ascii="Consolas" w:eastAsia="Consolas" w:hAnsi="Consolas" w:cs="Consolas"/>
+          <w:sz w:val="17"/>
+          <w:szCs w:val="17"/>
+        </w:rPr>
+        <w:t>.card</w:t>
+      </w:r>
+      <w:proofErr w:type="gramEnd"/>
+      <w:r>
+        <w:rPr>
+          <w:rFonts w:ascii="Consolas" w:eastAsia="Consolas" w:hAnsi="Consolas" w:cs="Consolas"/>
+          <w:sz w:val="17"/>
+          <w:szCs w:val="17"/>
+        </w:rPr>
+        <w:t>-content h3 {           /* 제목 : 크고 진하게 */</w:t>
       </w:r>
     </w:p>
     <w:p>
@@ -10400,13 +12079,23 @@
         <w:spacing w:line="250" w:lineRule="auto"/>
         <w:ind w:left="180" w:right="180"/>
       </w:pPr>
-      <w:r>
-        <w:rPr>
-          <w:rFonts w:ascii="Consolas" w:eastAsia="Consolas" w:hAnsi="Consolas" w:cs="Consolas"/>
-          <w:sz w:val="17"/>
-          <w:szCs w:val="17"/>
-        </w:rPr>
-        <w:t>.card-content p {            /* 본문 : 작고 흐리게 */</w:t>
+      <w:proofErr w:type="gramStart"/>
+      <w:r>
+        <w:rPr>
+          <w:rFonts w:ascii="Consolas" w:eastAsia="Consolas" w:hAnsi="Consolas" w:cs="Consolas"/>
+          <w:sz w:val="17"/>
+          <w:szCs w:val="17"/>
+        </w:rPr>
+        <w:t>.card</w:t>
+      </w:r>
+      <w:proofErr w:type="gramEnd"/>
+      <w:r>
+        <w:rPr>
+          <w:rFonts w:ascii="Consolas" w:eastAsia="Consolas" w:hAnsi="Consolas" w:cs="Consolas"/>
+          <w:sz w:val="17"/>
+          <w:szCs w:val="17"/>
+        </w:rPr>
+        <w:t>-content p {            /* 본문 : 작고 흐리게 */</w:t>
       </w:r>
     </w:p>
     <w:p>
@@ -10488,7 +12177,25 @@
           <w:sz w:val="19"/>
           <w:szCs w:val="19"/>
         </w:rPr>
-        <w:t>본문의 color 를 #777 에서 #333 으로 바꿔보세요. 제목과 본문의 구분이 얼마나 흐려지는지 확인하면 "색으로 위계를 만든다"는 말의 뜻을 알게 됩니다.</w:t>
+        <w:t xml:space="preserve">본문의 color 를 #777 에서 </w:t>
+      </w:r>
+      <w:proofErr w:type="gramStart"/>
+      <w:r>
+        <w:rPr>
+          <w:color w:val="333333"/>
+          <w:sz w:val="19"/>
+          <w:szCs w:val="19"/>
+        </w:rPr>
+        <w:t>#333 으로</w:t>
+      </w:r>
+      <w:proofErr w:type="gramEnd"/>
+      <w:r>
+        <w:rPr>
+          <w:color w:val="333333"/>
+          <w:sz w:val="19"/>
+          <w:szCs w:val="19"/>
+        </w:rPr>
+        <w:t xml:space="preserve"> 바꿔보세요. 제목과 본문의 구분이 얼마나 흐려지는지 확인하면 "색으로 위계를 만든다"는 말의 뜻을 알게 됩니다.</w:t>
       </w:r>
     </w:p>
     <w:p>
@@ -10769,7 +12476,23 @@
                 <w:sz w:val="18"/>
                 <w:szCs w:val="18"/>
               </w:rPr>
-              <w:t>background-image: url('bg.jpg');</w:t>
+              <w:t xml:space="preserve">background-image: </w:t>
+            </w:r>
+            <w:proofErr w:type="spellStart"/>
+            <w:r>
+              <w:rPr>
+                <w:sz w:val="18"/>
+                <w:szCs w:val="18"/>
+              </w:rPr>
+              <w:t>url</w:t>
+            </w:r>
+            <w:proofErr w:type="spellEnd"/>
+            <w:r>
+              <w:rPr>
+                <w:sz w:val="18"/>
+                <w:szCs w:val="18"/>
+              </w:rPr>
+              <w:t>('bg.jpg');</w:t>
             </w:r>
           </w:p>
         </w:tc>
@@ -10846,7 +12569,23 @@
                 <w:sz w:val="18"/>
                 <w:szCs w:val="18"/>
               </w:rPr>
-              <w:t>border: 1px solid #ddd;</w:t>
+              <w:t>border: 1px solid #</w:t>
+            </w:r>
+            <w:proofErr w:type="spellStart"/>
+            <w:r>
+              <w:rPr>
+                <w:sz w:val="18"/>
+                <w:szCs w:val="18"/>
+              </w:rPr>
+              <w:t>ddd</w:t>
+            </w:r>
+            <w:proofErr w:type="spellEnd"/>
+            <w:r>
+              <w:rPr>
+                <w:sz w:val="18"/>
+                <w:szCs w:val="18"/>
+              </w:rPr>
+              <w:t>;</w:t>
             </w:r>
           </w:p>
         </w:tc>
@@ -11077,7 +12816,23 @@
                 <w:sz w:val="18"/>
                 <w:szCs w:val="18"/>
               </w:rPr>
-              <w:t>box-shadow: 0 2px 8px rgba(0,0,0,0.1);</w:t>
+              <w:t xml:space="preserve">box-shadow: 0 2px 8px </w:t>
+            </w:r>
+            <w:proofErr w:type="spellStart"/>
+            <w:r>
+              <w:rPr>
+                <w:sz w:val="18"/>
+                <w:szCs w:val="18"/>
+              </w:rPr>
+              <w:t>rgba</w:t>
+            </w:r>
+            <w:proofErr w:type="spellEnd"/>
+            <w:r>
+              <w:rPr>
+                <w:sz w:val="18"/>
+                <w:szCs w:val="18"/>
+              </w:rPr>
+              <w:t>(0,0,0,0.1);</w:t>
             </w:r>
           </w:p>
         </w:tc>
@@ -11282,7 +13037,35 @@
           <w:sz w:val="17"/>
           <w:szCs w:val="17"/>
         </w:rPr>
-        <w:t>box-shadow: 0 2px 8px rgba(0, 0, 0, 0.1);</w:t>
+        <w:t xml:space="preserve">box-shadow: 0 2px 8px </w:t>
+      </w:r>
+      <w:proofErr w:type="spellStart"/>
+      <w:proofErr w:type="gramStart"/>
+      <w:r>
+        <w:rPr>
+          <w:rFonts w:ascii="Consolas" w:eastAsia="Consolas" w:hAnsi="Consolas" w:cs="Consolas"/>
+          <w:sz w:val="17"/>
+          <w:szCs w:val="17"/>
+        </w:rPr>
+        <w:t>rgba</w:t>
+      </w:r>
+      <w:proofErr w:type="spellEnd"/>
+      <w:r>
+        <w:rPr>
+          <w:rFonts w:ascii="Consolas" w:eastAsia="Consolas" w:hAnsi="Consolas" w:cs="Consolas"/>
+          <w:sz w:val="17"/>
+          <w:szCs w:val="17"/>
+        </w:rPr>
+        <w:t>(</w:t>
+      </w:r>
+      <w:proofErr w:type="gramEnd"/>
+      <w:r>
+        <w:rPr>
+          <w:rFonts w:ascii="Consolas" w:eastAsia="Consolas" w:hAnsi="Consolas" w:cs="Consolas"/>
+          <w:sz w:val="17"/>
+          <w:szCs w:val="17"/>
+        </w:rPr>
+        <w:t>0, 0, 0, 0.1);</w:t>
       </w:r>
     </w:p>
     <w:p>
@@ -11492,7 +13275,23 @@
         <w:spacing w:after="80"/>
       </w:pPr>
       <w:r>
-        <w:t>지금까지의 배치는 모두 "위에서 아래로 흐르는" 문서 흐름 안에서 이뤄졌습니다. position 은 그 흐름에서 요소를 꺼내 원하는 자리에 고정하는 속성입니다. 본 교재 실습에는 나오지 않지만, 실무에서 헤더 고정·모달·툴팁을 만들려면 반드시 필요합니다.</w:t>
+        <w:t>지금까지의 배치는 모두 "위에서 아래로 흐르는" 문서 흐름 안에서 이뤄졌습니다. position 은 그 흐름에서 요소를 꺼내 원하는 자리에 고정하는 속성입니다. 본 교재 실습에는 나오지 않지만, 실무에서 헤더 고정·</w:t>
+      </w:r>
+      <w:proofErr w:type="spellStart"/>
+      <w:r>
+        <w:t>모달</w:t>
+      </w:r>
+      <w:proofErr w:type="spellEnd"/>
+      <w:r>
+        <w:t>·</w:t>
+      </w:r>
+      <w:proofErr w:type="spellStart"/>
+      <w:r>
+        <w:t>툴팁을</w:t>
+      </w:r>
+      <w:proofErr w:type="spellEnd"/>
+      <w:r>
+        <w:t xml:space="preserve"> 만들려면 반드시 필요합니다.</w:t>
       </w:r>
     </w:p>
     <w:tbl>
@@ -11830,8 +13629,17 @@
                 <w:sz w:val="18"/>
                 <w:szCs w:val="18"/>
               </w:rPr>
-              <w:t>배지, 닫기 버튼, 툴팁</w:t>
-            </w:r>
+              <w:t xml:space="preserve">배지, 닫기 버튼, </w:t>
+            </w:r>
+            <w:proofErr w:type="spellStart"/>
+            <w:r>
+              <w:rPr>
+                <w:sz w:val="18"/>
+                <w:szCs w:val="18"/>
+              </w:rPr>
+              <w:t>툴팁</w:t>
+            </w:r>
+            <w:proofErr w:type="spellEnd"/>
           </w:p>
         </w:tc>
       </w:tr>
@@ -12004,13 +13812,23 @@
         <w:spacing w:before="120" w:line="250" w:lineRule="auto"/>
         <w:ind w:left="180" w:right="180"/>
       </w:pPr>
-      <w:r>
-        <w:rPr>
-          <w:rFonts w:ascii="Consolas" w:eastAsia="Consolas" w:hAnsi="Consolas" w:cs="Consolas"/>
-          <w:sz w:val="17"/>
-          <w:szCs w:val="17"/>
-        </w:rPr>
-        <w:t>.card {</w:t>
+      <w:proofErr w:type="gramStart"/>
+      <w:r>
+        <w:rPr>
+          <w:rFonts w:ascii="Consolas" w:eastAsia="Consolas" w:hAnsi="Consolas" w:cs="Consolas"/>
+          <w:sz w:val="17"/>
+          <w:szCs w:val="17"/>
+        </w:rPr>
+        <w:t>.card</w:t>
+      </w:r>
+      <w:proofErr w:type="gramEnd"/>
+      <w:r>
+        <w:rPr>
+          <w:rFonts w:ascii="Consolas" w:eastAsia="Consolas" w:hAnsi="Consolas" w:cs="Consolas"/>
+          <w:sz w:val="17"/>
+          <w:szCs w:val="17"/>
+        </w:rPr>
+        <w:t xml:space="preserve"> {</w:t>
       </w:r>
     </w:p>
     <w:p>
@@ -12058,13 +13876,23 @@
         <w:spacing w:line="250" w:lineRule="auto"/>
         <w:ind w:left="180" w:right="180"/>
       </w:pPr>
-      <w:r>
-        <w:rPr>
-          <w:rFonts w:ascii="Consolas" w:eastAsia="Consolas" w:hAnsi="Consolas" w:cs="Consolas"/>
-          <w:sz w:val="17"/>
-          <w:szCs w:val="17"/>
-        </w:rPr>
-        <w:t>.card .badge {</w:t>
+      <w:proofErr w:type="gramStart"/>
+      <w:r>
+        <w:rPr>
+          <w:rFonts w:ascii="Consolas" w:eastAsia="Consolas" w:hAnsi="Consolas" w:cs="Consolas"/>
+          <w:sz w:val="17"/>
+          <w:szCs w:val="17"/>
+        </w:rPr>
+        <w:t>.card</w:t>
+      </w:r>
+      <w:proofErr w:type="gramEnd"/>
+      <w:r>
+        <w:rPr>
+          <w:rFonts w:ascii="Consolas" w:eastAsia="Consolas" w:hAnsi="Consolas" w:cs="Consolas"/>
+          <w:sz w:val="17"/>
+          <w:szCs w:val="17"/>
+        </w:rPr>
+        <w:t xml:space="preserve"> .badge {</w:t>
       </w:r>
     </w:p>
     <w:p>
@@ -12082,7 +13910,25 @@
           <w:sz w:val="17"/>
           <w:szCs w:val="17"/>
         </w:rPr>
-        <w:t xml:space="preserve">    position: absolute;         /* .card 기준으로 배치 */</w:t>
+        <w:t xml:space="preserve">    position: absolute;         /</w:t>
+      </w:r>
+      <w:proofErr w:type="gramStart"/>
+      <w:r>
+        <w:rPr>
+          <w:rFonts w:ascii="Consolas" w:eastAsia="Consolas" w:hAnsi="Consolas" w:cs="Consolas"/>
+          <w:sz w:val="17"/>
+          <w:szCs w:val="17"/>
+        </w:rPr>
+        <w:t>* .card</w:t>
+      </w:r>
+      <w:proofErr w:type="gramEnd"/>
+      <w:r>
+        <w:rPr>
+          <w:rFonts w:ascii="Consolas" w:eastAsia="Consolas" w:hAnsi="Consolas" w:cs="Consolas"/>
+          <w:sz w:val="17"/>
+          <w:szCs w:val="17"/>
+        </w:rPr>
+        <w:t xml:space="preserve"> 기준으로 배치 */</w:t>
       </w:r>
     </w:p>
     <w:p>
@@ -12164,7 +14010,25 @@
           <w:sz w:val="19"/>
           <w:szCs w:val="19"/>
         </w:rPr>
-        <w:t>absolute 를 쓸 때 가장 흔한 실수는 부모에 position: relative 를 빠뜨리는 것입니다. 그러면 기준점을 못 찾아 페이지 전체를 기준으로 엉뚱한 곳에 붙습니다. "absolute 자식에는 relative 부모"를 한 쌍으로 기억하세요.</w:t>
+        <w:t>absolute 를 쓸 때 가장 흔한 실수는 부모에 position: relative 를 빠뜨리는 것입니다. 그러면 기준점을 못 찾아 페이지 전체를 기준으로 엉뚱한 곳에 붙습니다. "absolute 자식에는 relative 부모"</w:t>
+      </w:r>
+      <w:proofErr w:type="spellStart"/>
+      <w:r>
+        <w:rPr>
+          <w:color w:val="333333"/>
+          <w:sz w:val="19"/>
+          <w:szCs w:val="19"/>
+        </w:rPr>
+        <w:t>를</w:t>
+      </w:r>
+      <w:proofErr w:type="spellEnd"/>
+      <w:r>
+        <w:rPr>
+          <w:color w:val="333333"/>
+          <w:sz w:val="19"/>
+          <w:szCs w:val="19"/>
+        </w:rPr>
+        <w:t xml:space="preserve"> 한 쌍으로 기억하세요.</w:t>
       </w:r>
     </w:p>
     <w:p>
@@ -12204,13 +14068,23 @@
         <w:spacing w:before="120" w:line="250" w:lineRule="auto"/>
         <w:ind w:left="180" w:right="180"/>
       </w:pPr>
-      <w:r>
-        <w:rPr>
-          <w:rFonts w:ascii="Consolas" w:eastAsia="Consolas" w:hAnsi="Consolas" w:cs="Consolas"/>
-          <w:sz w:val="17"/>
-          <w:szCs w:val="17"/>
-        </w:rPr>
-        <w:t>nav a {</w:t>
+      <w:proofErr w:type="spellStart"/>
+      <w:r>
+        <w:rPr>
+          <w:rFonts w:ascii="Consolas" w:eastAsia="Consolas" w:hAnsi="Consolas" w:cs="Consolas"/>
+          <w:sz w:val="17"/>
+          <w:szCs w:val="17"/>
+        </w:rPr>
+        <w:t>nav</w:t>
+      </w:r>
+      <w:proofErr w:type="spellEnd"/>
+      <w:r>
+        <w:rPr>
+          <w:rFonts w:ascii="Consolas" w:eastAsia="Consolas" w:hAnsi="Consolas" w:cs="Consolas"/>
+          <w:sz w:val="17"/>
+          <w:szCs w:val="17"/>
+        </w:rPr>
+        <w:t xml:space="preserve"> a {</w:t>
       </w:r>
     </w:p>
     <w:p>
@@ -12276,13 +14150,41 @@
         <w:spacing w:line="250" w:lineRule="auto"/>
         <w:ind w:left="180" w:right="180"/>
       </w:pPr>
-      <w:r>
-        <w:rPr>
-          <w:rFonts w:ascii="Consolas" w:eastAsia="Consolas" w:hAnsi="Consolas" w:cs="Consolas"/>
-          <w:sz w:val="17"/>
-          <w:szCs w:val="17"/>
-        </w:rPr>
-        <w:t>nav a:hover {</w:t>
+      <w:proofErr w:type="spellStart"/>
+      <w:r>
+        <w:rPr>
+          <w:rFonts w:ascii="Consolas" w:eastAsia="Consolas" w:hAnsi="Consolas" w:cs="Consolas"/>
+          <w:sz w:val="17"/>
+          <w:szCs w:val="17"/>
+        </w:rPr>
+        <w:t>nav</w:t>
+      </w:r>
+      <w:proofErr w:type="spellEnd"/>
+      <w:r>
+        <w:rPr>
+          <w:rFonts w:ascii="Consolas" w:eastAsia="Consolas" w:hAnsi="Consolas" w:cs="Consolas"/>
+          <w:sz w:val="17"/>
+          <w:szCs w:val="17"/>
+        </w:rPr>
+        <w:t xml:space="preserve"> </w:t>
+      </w:r>
+      <w:proofErr w:type="gramStart"/>
+      <w:r>
+        <w:rPr>
+          <w:rFonts w:ascii="Consolas" w:eastAsia="Consolas" w:hAnsi="Consolas" w:cs="Consolas"/>
+          <w:sz w:val="17"/>
+          <w:szCs w:val="17"/>
+        </w:rPr>
+        <w:t>a:hover</w:t>
+      </w:r>
+      <w:proofErr w:type="gramEnd"/>
+      <w:r>
+        <w:rPr>
+          <w:rFonts w:ascii="Consolas" w:eastAsia="Consolas" w:hAnsi="Consolas" w:cs="Consolas"/>
+          <w:sz w:val="17"/>
+          <w:szCs w:val="17"/>
+        </w:rPr>
+        <w:t xml:space="preserve"> {</w:t>
       </w:r>
     </w:p>
     <w:p>
@@ -12346,7 +14248,43 @@
           <w:sz w:val="19"/>
           <w:szCs w:val="19"/>
         </w:rPr>
-        <w:t>transition 은 변화가 일어나는 :hover 쪽이 아니라 평소 상태에 씁니다. 그래야 마우스를 올릴 때와 뗄 때 모두 부드럽게 움직입니다. :hover 에만 쓰면 올릴 때는 부드럽고 뗄 때는 툭 끊깁니다.</w:t>
+        <w:t xml:space="preserve">transition 은 변화가 </w:t>
+      </w:r>
+      <w:proofErr w:type="gramStart"/>
+      <w:r>
+        <w:rPr>
+          <w:color w:val="333333"/>
+          <w:sz w:val="19"/>
+          <w:szCs w:val="19"/>
+        </w:rPr>
+        <w:t>일어나는 :hover</w:t>
+      </w:r>
+      <w:proofErr w:type="gramEnd"/>
+      <w:r>
+        <w:rPr>
+          <w:color w:val="333333"/>
+          <w:sz w:val="19"/>
+          <w:szCs w:val="19"/>
+        </w:rPr>
+        <w:t xml:space="preserve"> 쪽이 아니라 평소 상태에 씁니다. 그래야 마우스를 올릴 때와 뗄 때 모두 부드럽게 움직입니다. </w:t>
+      </w:r>
+      <w:proofErr w:type="gramStart"/>
+      <w:r>
+        <w:rPr>
+          <w:color w:val="333333"/>
+          <w:sz w:val="19"/>
+          <w:szCs w:val="19"/>
+        </w:rPr>
+        <w:t>:hover</w:t>
+      </w:r>
+      <w:proofErr w:type="gramEnd"/>
+      <w:r>
+        <w:rPr>
+          <w:color w:val="333333"/>
+          <w:sz w:val="19"/>
+          <w:szCs w:val="19"/>
+        </w:rPr>
+        <w:t xml:space="preserve"> 에만 쓰면 올릴 때는 부드럽고 뗄 때는 툭 끊깁니다.</w:t>
       </w:r>
     </w:p>
     <w:tbl>
@@ -12560,7 +14498,23 @@
                 <w:sz w:val="18"/>
                 <w:szCs w:val="18"/>
               </w:rPr>
-              <w:t>transform: translateY(-10px);</w:t>
+              <w:t xml:space="preserve">transform: </w:t>
+            </w:r>
+            <w:proofErr w:type="spellStart"/>
+            <w:r>
+              <w:rPr>
+                <w:sz w:val="18"/>
+                <w:szCs w:val="18"/>
+              </w:rPr>
+              <w:t>translateY</w:t>
+            </w:r>
+            <w:proofErr w:type="spellEnd"/>
+            <w:r>
+              <w:rPr>
+                <w:sz w:val="18"/>
+                <w:szCs w:val="18"/>
+              </w:rPr>
+              <w:t>(-10px);</w:t>
             </w:r>
           </w:p>
         </w:tc>
@@ -12648,7 +14602,29 @@
           <w:szCs w:val="28"/>
         </w:rPr>
         <w:lastRenderedPageBreak/>
-        <w:t>12장.  반응형과 미디어 쿼리</w:t>
+        <w:t xml:space="preserve">12장.  </w:t>
+      </w:r>
+      <w:proofErr w:type="spellStart"/>
+      <w:r>
+        <w:rPr>
+          <w:b/>
+          <w:bCs/>
+          <w:color w:val="FFFFFF"/>
+          <w:sz w:val="28"/>
+          <w:szCs w:val="28"/>
+        </w:rPr>
+        <w:t>반응형과</w:t>
+      </w:r>
+      <w:proofErr w:type="spellEnd"/>
+      <w:r>
+        <w:rPr>
+          <w:b/>
+          <w:bCs/>
+          <w:color w:val="FFFFFF"/>
+          <w:sz w:val="28"/>
+          <w:szCs w:val="28"/>
+        </w:rPr>
+        <w:t xml:space="preserve"> 미디어 쿼리</w:t>
       </w:r>
     </w:p>
     <w:p>
@@ -12699,7 +14675,23 @@
         <w:spacing w:after="80"/>
       </w:pPr>
       <w:r>
-        <w:t>이 한 줄이 HTML 의 head 에 없으면 모바일 브라우저가 페이지를 강제로 축소해 보여줍니다. CSS 를 아무리 잘 짜도 반응형이 동작하지 않습니다. 반응형의 출발점은 CSS 가 아니라 이 메타 태그입니다.</w:t>
+        <w:t xml:space="preserve">이 한 줄이 HTML 의 head 에 없으면 모바일 브라우저가 페이지를 강제로 축소해 보여줍니다. CSS 를 아무리 잘 짜도 </w:t>
+      </w:r>
+      <w:proofErr w:type="spellStart"/>
+      <w:r>
+        <w:t>반응형이</w:t>
+      </w:r>
+      <w:proofErr w:type="spellEnd"/>
+      <w:r>
+        <w:t xml:space="preserve"> 동작하지 않습니다. </w:t>
+      </w:r>
+      <w:proofErr w:type="spellStart"/>
+      <w:r>
+        <w:t>반응형의</w:t>
+      </w:r>
+      <w:proofErr w:type="spellEnd"/>
+      <w:r>
+        <w:t xml:space="preserve"> 출발점은 CSS 가 아니라 이 메타 태그입니다.</w:t>
       </w:r>
     </w:p>
     <w:p>
@@ -12742,7 +14734,25 @@
           <w:sz w:val="17"/>
           <w:szCs w:val="17"/>
         </w:rPr>
-        <w:t>/* 기본 : 넓은 화면 */</w:t>
+        <w:t xml:space="preserve">/* </w:t>
+      </w:r>
+      <w:proofErr w:type="gramStart"/>
+      <w:r>
+        <w:rPr>
+          <w:rFonts w:ascii="Consolas" w:eastAsia="Consolas" w:hAnsi="Consolas" w:cs="Consolas"/>
+          <w:sz w:val="17"/>
+          <w:szCs w:val="17"/>
+        </w:rPr>
+        <w:t>기본 :</w:t>
+      </w:r>
+      <w:proofErr w:type="gramEnd"/>
+      <w:r>
+        <w:rPr>
+          <w:rFonts w:ascii="Consolas" w:eastAsia="Consolas" w:hAnsi="Consolas" w:cs="Consolas"/>
+          <w:sz w:val="17"/>
+          <w:szCs w:val="17"/>
+        </w:rPr>
+        <w:t xml:space="preserve"> 넓은 화면 */</w:t>
       </w:r>
     </w:p>
     <w:p>
@@ -12754,13 +14764,23 @@
         <w:spacing w:line="250" w:lineRule="auto"/>
         <w:ind w:left="180" w:right="180"/>
       </w:pPr>
-      <w:r>
-        <w:rPr>
-          <w:rFonts w:ascii="Consolas" w:eastAsia="Consolas" w:hAnsi="Consolas" w:cs="Consolas"/>
-          <w:sz w:val="17"/>
-          <w:szCs w:val="17"/>
-        </w:rPr>
-        <w:t>.project-container {</w:t>
+      <w:proofErr w:type="gramStart"/>
+      <w:r>
+        <w:rPr>
+          <w:rFonts w:ascii="Consolas" w:eastAsia="Consolas" w:hAnsi="Consolas" w:cs="Consolas"/>
+          <w:sz w:val="17"/>
+          <w:szCs w:val="17"/>
+        </w:rPr>
+        <w:t>.project</w:t>
+      </w:r>
+      <w:proofErr w:type="gramEnd"/>
+      <w:r>
+        <w:rPr>
+          <w:rFonts w:ascii="Consolas" w:eastAsia="Consolas" w:hAnsi="Consolas" w:cs="Consolas"/>
+          <w:sz w:val="17"/>
+          <w:szCs w:val="17"/>
+        </w:rPr>
+        <w:t>-container {</w:t>
       </w:r>
     </w:p>
     <w:p>
@@ -12778,7 +14798,25 @@
           <w:sz w:val="17"/>
           <w:szCs w:val="17"/>
         </w:rPr>
-        <w:t xml:space="preserve">    grid-template-columns: repeat(3, 1fr);</w:t>
+        <w:t xml:space="preserve">    grid-template-columns: </w:t>
+      </w:r>
+      <w:proofErr w:type="gramStart"/>
+      <w:r>
+        <w:rPr>
+          <w:rFonts w:ascii="Consolas" w:eastAsia="Consolas" w:hAnsi="Consolas" w:cs="Consolas"/>
+          <w:sz w:val="17"/>
+          <w:szCs w:val="17"/>
+        </w:rPr>
+        <w:t>repeat(</w:t>
+      </w:r>
+      <w:proofErr w:type="gramEnd"/>
+      <w:r>
+        <w:rPr>
+          <w:rFonts w:ascii="Consolas" w:eastAsia="Consolas" w:hAnsi="Consolas" w:cs="Consolas"/>
+          <w:sz w:val="17"/>
+          <w:szCs w:val="17"/>
+        </w:rPr>
+        <w:t>3, 1fr);</w:t>
       </w:r>
     </w:p>
     <w:p>
@@ -12860,7 +14898,25 @@
           <w:sz w:val="17"/>
           <w:szCs w:val="17"/>
         </w:rPr>
-        <w:t xml:space="preserve">    .project-container {</w:t>
+        <w:t xml:space="preserve">    </w:t>
+      </w:r>
+      <w:proofErr w:type="gramStart"/>
+      <w:r>
+        <w:rPr>
+          <w:rFonts w:ascii="Consolas" w:eastAsia="Consolas" w:hAnsi="Consolas" w:cs="Consolas"/>
+          <w:sz w:val="17"/>
+          <w:szCs w:val="17"/>
+        </w:rPr>
+        <w:t>.project</w:t>
+      </w:r>
+      <w:proofErr w:type="gramEnd"/>
+      <w:r>
+        <w:rPr>
+          <w:rFonts w:ascii="Consolas" w:eastAsia="Consolas" w:hAnsi="Consolas" w:cs="Consolas"/>
+          <w:sz w:val="17"/>
+          <w:szCs w:val="17"/>
+        </w:rPr>
+        <w:t>-container {</w:t>
       </w:r>
     </w:p>
     <w:p>
@@ -13295,7 +15351,23 @@
         <w:spacing w:after="80"/>
       </w:pPr>
       <w:r>
-        <w:t>6장에서 본 auto-fit + minmax 조합, 그리고 max-width 와 % 를 잘 쓰면 미디어 쿼리 없이도 상당한 수준의 반응형이 됩니다. 본 교재 실습 3-3이 그 예입니다. 미디어 쿼리는 "자동으로는 도저히 안 되는 지점"에만 쓰는 것이 좋습니다.</w:t>
+        <w:t xml:space="preserve">6장에서 본 auto-fit + </w:t>
+      </w:r>
+      <w:proofErr w:type="spellStart"/>
+      <w:r>
+        <w:t>minmax</w:t>
+      </w:r>
+      <w:proofErr w:type="spellEnd"/>
+      <w:r>
+        <w:t xml:space="preserve"> 조합, 그리고 max-width 와 % 를 잘 쓰면 미디어 쿼리 없이도 상당한 수준의 </w:t>
+      </w:r>
+      <w:proofErr w:type="spellStart"/>
+      <w:r>
+        <w:t>반응형이</w:t>
+      </w:r>
+      <w:proofErr w:type="spellEnd"/>
+      <w:r>
+        <w:t xml:space="preserve"> 됩니다. 본 교재 실습 3-3이 그 예입니다. 미디어 쿼리는 "자동으로는 도저히 안 되는 지점"에만 쓰는 것이 좋습니다.</w:t>
       </w:r>
     </w:p>
     <w:p>
@@ -13341,7 +15413,43 @@
           <w:sz w:val="19"/>
           <w:szCs w:val="19"/>
         </w:rPr>
-        <w:t>F12 → 왼쪽 위 기기 아이콘(Ctrl+Shift+M)으로 모바일 화면을 흉내 낼 수 있다.</w:t>
+        <w:t>F12 → 왼쪽 위 기기 아이콘(</w:t>
+      </w:r>
+      <w:proofErr w:type="spellStart"/>
+      <w:r>
+        <w:rPr>
+          <w:color w:val="333333"/>
+          <w:sz w:val="19"/>
+          <w:szCs w:val="19"/>
+        </w:rPr>
+        <w:t>Ctrl+Shift+M</w:t>
+      </w:r>
+      <w:proofErr w:type="spellEnd"/>
+      <w:r>
+        <w:rPr>
+          <w:color w:val="333333"/>
+          <w:sz w:val="19"/>
+          <w:szCs w:val="19"/>
+        </w:rPr>
+        <w:t>)</w:t>
+      </w:r>
+      <w:proofErr w:type="spellStart"/>
+      <w:r>
+        <w:rPr>
+          <w:color w:val="333333"/>
+          <w:sz w:val="19"/>
+          <w:szCs w:val="19"/>
+        </w:rPr>
+        <w:t>으로</w:t>
+      </w:r>
+      <w:proofErr w:type="spellEnd"/>
+      <w:r>
+        <w:rPr>
+          <w:color w:val="333333"/>
+          <w:sz w:val="19"/>
+          <w:szCs w:val="19"/>
+        </w:rPr>
+        <w:t xml:space="preserve"> 모바일 화면을 흉내 낼 수 있다.</w:t>
       </w:r>
     </w:p>
     <w:p>
@@ -13405,7 +15513,25 @@
           <w:sz w:val="19"/>
           <w:szCs w:val="19"/>
         </w:rPr>
-        <w:t>가로 스크롤이 생긴다 → 어딘가에 화면보다 넓은 고정 px 값이 있습니다. width 대신 max-width 를 쓰세요.</w:t>
+        <w:t xml:space="preserve">가로 스크롤이 생긴다 → 어딘가에 화면보다 넓은 고정 </w:t>
+      </w:r>
+      <w:proofErr w:type="spellStart"/>
+      <w:r>
+        <w:rPr>
+          <w:color w:val="333333"/>
+          <w:sz w:val="19"/>
+          <w:szCs w:val="19"/>
+        </w:rPr>
+        <w:t>px</w:t>
+      </w:r>
+      <w:proofErr w:type="spellEnd"/>
+      <w:r>
+        <w:rPr>
+          <w:color w:val="333333"/>
+          <w:sz w:val="19"/>
+          <w:szCs w:val="19"/>
+        </w:rPr>
+        <w:t xml:space="preserve"> 값이 있습니다. width 대신 max-width 를 쓰세요.</w:t>
       </w:r>
     </w:p>
     <w:p>
@@ -13604,12 +15730,21 @@
             <w:pPr>
               <w:spacing w:line="260" w:lineRule="auto"/>
             </w:pPr>
-            <w:r>
-              <w:rPr>
-                <w:sz w:val="18"/>
-                <w:szCs w:val="18"/>
-              </w:rPr>
-              <w:t>href 확인 (Network 탭 404)</w:t>
+            <w:proofErr w:type="spellStart"/>
+            <w:r>
+              <w:rPr>
+                <w:sz w:val="18"/>
+                <w:szCs w:val="18"/>
+              </w:rPr>
+              <w:t>href</w:t>
+            </w:r>
+            <w:proofErr w:type="spellEnd"/>
+            <w:r>
+              <w:rPr>
+                <w:sz w:val="18"/>
+                <w:szCs w:val="18"/>
+              </w:rPr>
+              <w:t xml:space="preserve"> 확인 (Network 탭 404)</w:t>
             </w:r>
           </w:p>
         </w:tc>
@@ -13638,7 +15773,23 @@
                 <w:sz w:val="18"/>
                 <w:szCs w:val="18"/>
               </w:rPr>
-              <w:t>특정 선택자만 안 먹음</w:t>
+              <w:t xml:space="preserve">특정 </w:t>
+            </w:r>
+            <w:proofErr w:type="spellStart"/>
+            <w:r>
+              <w:rPr>
+                <w:sz w:val="18"/>
+                <w:szCs w:val="18"/>
+              </w:rPr>
+              <w:t>선택자만</w:t>
+            </w:r>
+            <w:proofErr w:type="spellEnd"/>
+            <w:r>
+              <w:rPr>
+                <w:sz w:val="18"/>
+                <w:szCs w:val="18"/>
+              </w:rPr>
+              <w:t xml:space="preserve"> 안 먹음</w:t>
             </w:r>
           </w:p>
         </w:tc>
@@ -13681,12 +15832,21 @@
             <w:pPr>
               <w:spacing w:line="260" w:lineRule="auto"/>
             </w:pPr>
-            <w:r>
-              <w:rPr>
-                <w:sz w:val="18"/>
-                <w:szCs w:val="18"/>
-              </w:rPr>
-              <w:t>선택자 확인</w:t>
+            <w:proofErr w:type="spellStart"/>
+            <w:r>
+              <w:rPr>
+                <w:sz w:val="18"/>
+                <w:szCs w:val="18"/>
+              </w:rPr>
+              <w:t>선택자</w:t>
+            </w:r>
+            <w:proofErr w:type="spellEnd"/>
+            <w:r>
+              <w:rPr>
+                <w:sz w:val="18"/>
+                <w:szCs w:val="18"/>
+              </w:rPr>
+              <w:t xml:space="preserve"> 확인</w:t>
             </w:r>
           </w:p>
         </w:tc>
@@ -13893,7 +16053,23 @@
                 <w:sz w:val="18"/>
                 <w:szCs w:val="18"/>
               </w:rPr>
-              <w:t>배경색과 글자색이 같음</w:t>
+              <w:t xml:space="preserve">배경색과 </w:t>
+            </w:r>
+            <w:proofErr w:type="spellStart"/>
+            <w:r>
+              <w:rPr>
+                <w:sz w:val="18"/>
+                <w:szCs w:val="18"/>
+              </w:rPr>
+              <w:t>글자색이</w:t>
+            </w:r>
+            <w:proofErr w:type="spellEnd"/>
+            <w:r>
+              <w:rPr>
+                <w:sz w:val="18"/>
+                <w:szCs w:val="18"/>
+              </w:rPr>
+              <w:t xml:space="preserve"> 같음</w:t>
             </w:r>
           </w:p>
         </w:tc>
@@ -13970,8 +16146,17 @@
                 <w:sz w:val="18"/>
                 <w:szCs w:val="18"/>
               </w:rPr>
-              <w:t>box-sizing 미설정</w:t>
-            </w:r>
+              <w:t xml:space="preserve">box-sizing </w:t>
+            </w:r>
+            <w:proofErr w:type="spellStart"/>
+            <w:r>
+              <w:rPr>
+                <w:sz w:val="18"/>
+                <w:szCs w:val="18"/>
+              </w:rPr>
+              <w:t>미설정</w:t>
+            </w:r>
+            <w:proofErr w:type="spellEnd"/>
           </w:p>
         </w:tc>
         <w:tc>
@@ -14273,12 +16458,21 @@
             <w:pPr>
               <w:spacing w:line="260" w:lineRule="auto"/>
             </w:pPr>
-            <w:r>
-              <w:rPr>
-                <w:sz w:val="18"/>
-                <w:szCs w:val="18"/>
-              </w:rPr>
-              <w:t>.card :hover 처럼 공백</w:t>
+            <w:proofErr w:type="gramStart"/>
+            <w:r>
+              <w:rPr>
+                <w:sz w:val="18"/>
+                <w:szCs w:val="18"/>
+              </w:rPr>
+              <w:t>.card</w:t>
+            </w:r>
+            <w:proofErr w:type="gramEnd"/>
+            <w:r>
+              <w:rPr>
+                <w:sz w:val="18"/>
+                <w:szCs w:val="18"/>
+              </w:rPr>
+              <w:t xml:space="preserve"> :hover 처럼 공백</w:t>
             </w:r>
           </w:p>
         </w:tc>
@@ -14297,12 +16491,30 @@
             <w:pPr>
               <w:spacing w:line="260" w:lineRule="auto"/>
             </w:pPr>
-            <w:r>
-              <w:rPr>
-                <w:sz w:val="18"/>
-                <w:szCs w:val="18"/>
-              </w:rPr>
-              <w:t>.card:hover 로 붙여 쓰기</w:t>
+            <w:proofErr w:type="gramStart"/>
+            <w:r>
+              <w:rPr>
+                <w:sz w:val="18"/>
+                <w:szCs w:val="18"/>
+              </w:rPr>
+              <w:t>.</w:t>
+            </w:r>
+            <w:proofErr w:type="spellStart"/>
+            <w:r>
+              <w:rPr>
+                <w:sz w:val="18"/>
+                <w:szCs w:val="18"/>
+              </w:rPr>
+              <w:t>card:hover</w:t>
+            </w:r>
+            <w:proofErr w:type="spellEnd"/>
+            <w:proofErr w:type="gramEnd"/>
+            <w:r>
+              <w:rPr>
+                <w:sz w:val="18"/>
+                <w:szCs w:val="18"/>
+              </w:rPr>
+              <w:t xml:space="preserve"> 로 붙여 쓰기</w:t>
             </w:r>
           </w:p>
         </w:tc>
@@ -14355,8 +16567,17 @@
                 <w:sz w:val="18"/>
                 <w:szCs w:val="18"/>
               </w:rPr>
-              <w:t>overflow 미설정</w:t>
-            </w:r>
+              <w:t xml:space="preserve">overflow </w:t>
+            </w:r>
+            <w:proofErr w:type="spellStart"/>
+            <w:r>
+              <w:rPr>
+                <w:sz w:val="18"/>
+                <w:szCs w:val="18"/>
+              </w:rPr>
+              <w:t>미설정</w:t>
+            </w:r>
+            <w:proofErr w:type="spellEnd"/>
           </w:p>
         </w:tc>
         <w:tc>
@@ -14509,7 +16730,23 @@
                 <w:sz w:val="18"/>
                 <w:szCs w:val="18"/>
               </w:rPr>
-              <w:t>고정 px 너비</w:t>
+              <w:t xml:space="preserve">고정 </w:t>
+            </w:r>
+            <w:proofErr w:type="spellStart"/>
+            <w:r>
+              <w:rPr>
+                <w:sz w:val="18"/>
+                <w:szCs w:val="18"/>
+              </w:rPr>
+              <w:t>px</w:t>
+            </w:r>
+            <w:proofErr w:type="spellEnd"/>
+            <w:r>
+              <w:rPr>
+                <w:sz w:val="18"/>
+                <w:szCs w:val="18"/>
+              </w:rPr>
+              <w:t xml:space="preserve"> 너비</w:t>
             </w:r>
           </w:p>
         </w:tc>
@@ -14799,7 +17036,39 @@
                 <w:sz w:val="18"/>
                 <w:szCs w:val="18"/>
               </w:rPr>
-              <w:t>grid-template-columns, repeat(), fr, minmax(), auto-fit</w:t>
+              <w:t xml:space="preserve">grid-template-columns, repeat(), </w:t>
+            </w:r>
+            <w:proofErr w:type="spellStart"/>
+            <w:r>
+              <w:rPr>
+                <w:sz w:val="18"/>
+                <w:szCs w:val="18"/>
+              </w:rPr>
+              <w:t>fr</w:t>
+            </w:r>
+            <w:proofErr w:type="spellEnd"/>
+            <w:r>
+              <w:rPr>
+                <w:sz w:val="18"/>
+                <w:szCs w:val="18"/>
+              </w:rPr>
+              <w:t xml:space="preserve">, </w:t>
+            </w:r>
+            <w:proofErr w:type="spellStart"/>
+            <w:r>
+              <w:rPr>
+                <w:sz w:val="18"/>
+                <w:szCs w:val="18"/>
+              </w:rPr>
+              <w:t>minmax</w:t>
+            </w:r>
+            <w:proofErr w:type="spellEnd"/>
+            <w:r>
+              <w:rPr>
+                <w:sz w:val="18"/>
+                <w:szCs w:val="18"/>
+              </w:rPr>
+              <w:t>(), auto-fit</w:t>
             </w:r>
           </w:p>
         </w:tc>
@@ -14852,8 +17121,17 @@
                 <w:sz w:val="18"/>
                 <w:szCs w:val="18"/>
               </w:rPr>
-              <w:t>width, max-width, height, vh</w:t>
-            </w:r>
+              <w:t xml:space="preserve">width, max-width, height, </w:t>
+            </w:r>
+            <w:proofErr w:type="spellStart"/>
+            <w:r>
+              <w:rPr>
+                <w:sz w:val="18"/>
+                <w:szCs w:val="18"/>
+              </w:rPr>
+              <w:t>vh</w:t>
+            </w:r>
+            <w:proofErr w:type="spellEnd"/>
           </w:p>
         </w:tc>
       </w:tr>
@@ -15100,7 +17378,31 @@
         <w:spacing w:after="80"/>
       </w:pPr>
       <w:r>
-        <w:t>여기까지 읽었다면 본 교재의 1부와 2부는 막힘없이 진행할 수 있습니다. 3부에 들어가기 전에 「JavaScript 기초」(03_JavaScript_기초.docx)를 읽으세요. 3부는 난이도가 한 단계 올라가므로 문법을 미리 훑어두면 차이가 큽니다.</w:t>
+        <w:t>여기까지 읽었다면 본 교재의 1부와 2부는 막힘없이 진행할 수 있습니다. 3부에 들어가기 전에 「JavaScript 기초」(03_JavaScript_기초.</w:t>
+      </w:r>
+      <w:proofErr w:type="spellStart"/>
+      <w:r>
+        <w:t>docx</w:t>
+      </w:r>
+      <w:proofErr w:type="spellEnd"/>
+      <w:r>
+        <w:t>)</w:t>
+      </w:r>
+      <w:proofErr w:type="spellStart"/>
+      <w:r>
+        <w:t>를</w:t>
+      </w:r>
+      <w:proofErr w:type="spellEnd"/>
+      <w:r>
+        <w:t xml:space="preserve"> 읽으세요. 3부는 난이도가 한 단계 올라가므로 문법을 미리 </w:t>
+      </w:r>
+      <w:proofErr w:type="spellStart"/>
+      <w:r>
+        <w:t>훑어두면</w:t>
+      </w:r>
+      <w:proofErr w:type="spellEnd"/>
+      <w:r>
+        <w:t xml:space="preserve"> 차이가 큽니다.</w:t>
       </w:r>
     </w:p>
     <w:p>
@@ -15128,7 +17430,25 @@
           <w:sz w:val="19"/>
           <w:szCs w:val="19"/>
         </w:rPr>
-        <w:t>CSS 는 외우는 과목이 아니라 실험하는 과목입니다. F12 → Elements 탭에서 값을 직접 바꿔보면 새로고침 없이 즉시 결과가 보이고, 새로고침하면 원래대로 돌아옵니다. 마음껏 망가뜨려 보세요.</w:t>
+        <w:t xml:space="preserve">CSS 는 외우는 과목이 아니라 실험하는 과목입니다. F12 → Elements 탭에서 값을 직접 바꿔보면 </w:t>
+      </w:r>
+      <w:proofErr w:type="spellStart"/>
+      <w:r>
+        <w:rPr>
+          <w:color w:val="333333"/>
+          <w:sz w:val="19"/>
+          <w:szCs w:val="19"/>
+        </w:rPr>
+        <w:t>새로고침</w:t>
+      </w:r>
+      <w:proofErr w:type="spellEnd"/>
+      <w:r>
+        <w:rPr>
+          <w:color w:val="333333"/>
+          <w:sz w:val="19"/>
+          <w:szCs w:val="19"/>
+        </w:rPr>
+        <w:t xml:space="preserve"> 없이 즉시 결과가 보이고, 새로고침하면 원래대로 돌아옵니다. 마음껏 망가뜨려 보세요.</w:t>
       </w:r>
     </w:p>
     <w:sectPr>
@@ -15180,8 +17500,18 @@
         <w:sz w:val="16"/>
         <w:szCs w:val="16"/>
       </w:rPr>
-      <w:t xml:space="preserve">CSS 기초 · 단계별 실습 교재 부속 자료   </w:t>
+      <w:t xml:space="preserve">CSS 기초 · 단계별 실습 교재 부속 </w:t>
     </w:r>
+    <w:proofErr w:type="gramStart"/>
+    <w:r>
+      <w:rPr>
+        <w:color w:val="999999"/>
+        <w:sz w:val="16"/>
+        <w:szCs w:val="16"/>
+      </w:rPr>
+      <w:t xml:space="preserve">자료   </w:t>
+    </w:r>
+    <w:proofErr w:type="gramEnd"/>
     <w:r>
       <w:rPr>
         <w:color w:val="999999"/>
@@ -15213,7 +17543,7 @@
         <w:sz w:val="16"/>
         <w:szCs w:val="16"/>
       </w:rPr>
-      <w:t>21</w:t>
+      <w:t>22</w:t>
     </w:r>
     <w:r>
       <w:rPr>
@@ -15262,7 +17592,6 @@
         <w:docPartUnique/>
       </w:docPartObj>
     </w:sdtPr>
-    <w:sdtEndPr/>
     <w:sdtContent>
       <w:p>
         <w:pPr>
@@ -15283,7 +17612,7 @@
             <w:noProof/>
             <w:lang w:val="ko-KR"/>
           </w:rPr>
-          <w:t>21</w:t>
+          <w:t>22</w:t>
         </w:r>
         <w:r>
           <w:fldChar w:fldCharType="end"/>
@@ -16286,7 +18615,7 @@
 </file>
 
 <file path=customXml/itemProps1.xml><?xml version="1.0" encoding="utf-8"?>
-<ds:datastoreItem xmlns:ds="http://schemas.openxmlformats.org/officeDocument/2006/customXml" ds:itemID="{EFBFA884-D67D-4293-9299-A53E8111B3E4}">
+<ds:datastoreItem xmlns:ds="http://schemas.openxmlformats.org/officeDocument/2006/customXml" ds:itemID="{1A2AD6F9-D8F9-44F1-8DF3-8622A0F114D4}">
   <ds:schemaRefs>
     <ds:schemaRef ds:uri="http://schemas.openxmlformats.org/officeDocument/2006/bibliography"/>
   </ds:schemaRefs>
